--- a/doc/詞/唐朝/張志和/張志和-漁歌子·西塞山前白鷺飛.docx
+++ b/doc/詞/唐朝/張志和/張志和-漁歌子·西塞山前白鷺飛.docx
@@ -1,6 +1,6 @@
 
 <file path=word/document.xml><?xml version="1.0" encoding="utf-8"?>
-<w:document xmlns:wpc="http://schemas.microsoft.com/office/word/2010/wordprocessingCanvas" xmlns:cx="http://schemas.microsoft.com/office/drawing/2014/chartex" xmlns:cx1="http://schemas.microsoft.com/office/drawing/2015/9/8/chartex" xmlns:cx2="http://schemas.microsoft.com/office/drawing/2015/10/21/chartex" xmlns:cx3="http://schemas.microsoft.com/office/drawing/2016/5/9/chartex" xmlns:cx4="http://schemas.microsoft.com/office/drawing/2016/5/10/chartex" xmlns:cx5="http://schemas.microsoft.com/office/drawing/2016/5/11/chartex" xmlns:cx6="http://schemas.microsoft.com/office/drawing/2016/5/12/chartex" xmlns:cx7="http://schemas.microsoft.com/office/drawing/2016/5/13/chartex" xmlns:cx8="http://schemas.microsoft.com/office/drawing/2016/5/14/chartex" xmlns:mc="http://schemas.openxmlformats.org/markup-compatibility/2006" xmlns:aink="http://schemas.microsoft.com/office/drawing/2016/ink" xmlns:am3d="http://schemas.microsoft.com/office/drawing/2017/model3d" xmlns:o="urn:schemas-microsoft-com:office:office" xmlns:r="http://schemas.openxmlformats.org/officeDocument/2006/relationships" xmlns:m="http://schemas.openxmlformats.org/officeDocument/2006/math" xmlns:v="urn:schemas-microsoft-com:vml" xmlns:wp14="http://schemas.microsoft.com/office/word/2010/wordprocessingDrawing" xmlns:wp="http://schemas.openxmlformats.org/drawingml/2006/wordprocessingDrawing" xmlns:w10="urn:schemas-microsoft-com:office:word" xmlns:w="http://schemas.openxmlformats.org/wordprocessingml/2006/main" xmlns:w14="http://schemas.microsoft.com/office/word/2010/wordml" xmlns:w15="http://schemas.microsoft.com/office/word/2012/wordml" xmlns:w16cex="http://schemas.microsoft.com/office/word/2018/wordml/cex" xmlns:w16cid="http://schemas.microsoft.com/office/word/2016/wordml/cid" xmlns:w16="http://schemas.microsoft.com/office/word/2018/wordml" xmlns:w16sdtdh="http://schemas.microsoft.com/office/word/2020/wordml/sdtdatahash" xmlns:w16se="http://schemas.microsoft.com/office/word/2015/wordml/symex" xmlns:wpg="http://schemas.microsoft.com/office/word/2010/wordprocessingGroup" xmlns:wpi="http://schemas.microsoft.com/office/word/2010/wordprocessingInk" xmlns:wne="http://schemas.microsoft.com/office/word/2006/wordml" xmlns:wps="http://schemas.microsoft.com/office/word/2010/wordprocessingShape" mc:Ignorable="w14 w15 w16se w16cid w16 w16cex w16sdtdh wp14">
+<w:document xmlns:wpc="http://schemas.microsoft.com/office/word/2010/wordprocessingCanvas" xmlns:cx="http://schemas.microsoft.com/office/drawing/2014/chartex" xmlns:cx1="http://schemas.microsoft.com/office/drawing/2015/9/8/chartex" xmlns:cx2="http://schemas.microsoft.com/office/drawing/2015/10/21/chartex" xmlns:cx3="http://schemas.microsoft.com/office/drawing/2016/5/9/chartex" xmlns:cx4="http://schemas.microsoft.com/office/drawing/2016/5/10/chartex" xmlns:cx5="http://schemas.microsoft.com/office/drawing/2016/5/11/chartex" xmlns:cx6="http://schemas.microsoft.com/office/drawing/2016/5/12/chartex" xmlns:cx7="http://schemas.microsoft.com/office/drawing/2016/5/13/chartex" xmlns:cx8="http://schemas.microsoft.com/office/drawing/2016/5/14/chartex" xmlns:mc="http://schemas.openxmlformats.org/markup-compatibility/2006" xmlns:aink="http://schemas.microsoft.com/office/drawing/2016/ink" xmlns:am3d="http://schemas.microsoft.com/office/drawing/2017/model3d" xmlns:o="urn:schemas-microsoft-com:office:office" xmlns:oel="http://schemas.microsoft.com/office/2019/extlst" xmlns:r="http://schemas.openxmlformats.org/officeDocument/2006/relationships" xmlns:m="http://schemas.openxmlformats.org/officeDocument/2006/math" xmlns:v="urn:schemas-microsoft-com:vml" xmlns:wp14="http://schemas.microsoft.com/office/word/2010/wordprocessingDrawing" xmlns:wp="http://schemas.openxmlformats.org/drawingml/2006/wordprocessingDrawing" xmlns:w10="urn:schemas-microsoft-com:office:word" xmlns:w="http://schemas.openxmlformats.org/wordprocessingml/2006/main" xmlns:w14="http://schemas.microsoft.com/office/word/2010/wordml" xmlns:w15="http://schemas.microsoft.com/office/word/2012/wordml" xmlns:w16cex="http://schemas.microsoft.com/office/word/2018/wordml/cex" xmlns:w16cid="http://schemas.microsoft.com/office/word/2016/wordml/cid" xmlns:w16="http://schemas.microsoft.com/office/word/2018/wordml" xmlns:w16du="http://schemas.microsoft.com/office/word/2023/wordml/word16du" xmlns:w16sdtdh="http://schemas.microsoft.com/office/word/2020/wordml/sdtdatahash" xmlns:w16sdtfl="http://schemas.microsoft.com/office/word/2024/wordml/sdtformatlock" xmlns:w16se="http://schemas.microsoft.com/office/word/2015/wordml/symex" xmlns:wpg="http://schemas.microsoft.com/office/word/2010/wordprocessingGroup" xmlns:wpi="http://schemas.microsoft.com/office/word/2010/wordprocessingInk" xmlns:wne="http://schemas.microsoft.com/office/word/2006/wordml" xmlns:wps="http://schemas.microsoft.com/office/word/2010/wordprocessingShape" mc:Ignorable="w14 w15 w16se w16cid w16 w16cex w16sdtdh w16sdtfl w16du wp14">
   <w:body>
     <w:p>
       <w:pPr>
@@ -86,27 +86,7 @@
           <w:sz w:val="30"/>
           <w:szCs w:val="30"/>
         </w:rPr>
-        <w:t>西塞山前白鷺飛，桃花流水鱖魚肥。青箬笠，綠蓑衣，斜風細雨</w:t>
-      </w:r>
-      <w:proofErr w:type="gramStart"/>
-      <w:r>
-        <w:rPr>
-          <w:rFonts w:hint="eastAsia"/>
-          <w:color w:val="0F0F0F"/>
-          <w:sz w:val="30"/>
-          <w:szCs w:val="30"/>
-        </w:rPr>
-        <w:t>不須歸</w:t>
-      </w:r>
-      <w:proofErr w:type="gramEnd"/>
-      <w:r>
-        <w:rPr>
-          <w:rFonts w:hint="eastAsia"/>
-          <w:color w:val="0F0F0F"/>
-          <w:sz w:val="30"/>
-          <w:szCs w:val="30"/>
-        </w:rPr>
-        <w:t>。</w:t>
+        <w:t>西塞山前白鷺飛，桃花流水鱖魚肥。青箬笠，綠蓑衣，斜風細雨不須歸。</w:t>
       </w:r>
     </w:p>
     <w:p>
@@ -160,7 +140,6 @@
         </w:rPr>
         <w:t>(</w:t>
       </w:r>
-      <w:proofErr w:type="gramStart"/>
       <w:r>
         <w:rPr>
           <w:rFonts w:hint="eastAsia"/>
@@ -170,7 +149,6 @@
         </w:rPr>
         <w:t>ㄗˇ</w:t>
       </w:r>
-      <w:proofErr w:type="gramEnd"/>
       <w:r>
         <w:rPr>
           <w:rFonts w:hint="eastAsia"/>
@@ -248,7 +226,7 @@
           <w:color w:val="0F0F0F"/>
           <w:szCs w:val="28"/>
         </w:rPr>
-        <w:t>》或《漁父樂》，大概是民間的漁歌。</w:t>
+        <w:t>》或《漁父樂》，大概是民間的漁歌。詞牌《漁歌子》始於</w:t>
       </w:r>
       <w:r>
         <w:rPr>
@@ -265,16 +243,15 @@
           <w:color w:val="0F0F0F"/>
           <w:szCs w:val="28"/>
         </w:rPr>
-        <w:t>曾謁見</w:t>
+        <w:t>寫的《漁歌子》而得名。</w:t>
       </w:r>
       <w:r>
         <w:rPr>
           <w:rFonts w:hint="eastAsia"/>
           <w:color w:val="0F0F0F"/>
           <w:szCs w:val="28"/>
-          <w:u w:val="single"/>
-        </w:rPr>
-        <w:t>湖州</w:t>
+        </w:rPr>
+        <w:t>「</w:t>
       </w:r>
       <w:r>
         <w:rPr>
@@ -282,16 +259,15 @@
           <w:color w:val="0F0F0F"/>
           <w:szCs w:val="28"/>
         </w:rPr>
-        <w:t>刺史</w:t>
+        <w:t>子</w:t>
       </w:r>
       <w:r>
         <w:rPr>
           <w:rFonts w:hint="eastAsia"/>
           <w:color w:val="0F0F0F"/>
           <w:szCs w:val="28"/>
-          <w:u w:val="single"/>
-        </w:rPr>
-        <w:t>顏真卿</w:t>
+        </w:rPr>
+        <w:t>」</w:t>
       </w:r>
       <w:r>
         <w:rPr>
@@ -299,14 +275,15 @@
           <w:color w:val="0F0F0F"/>
           <w:szCs w:val="28"/>
         </w:rPr>
-        <w:t>，因爲船破舊了</w:t>
-      </w:r>
-      <w:r>
-        <w:rPr>
+        <w:t>為</w:t>
+      </w:r>
+      <w:r>
+        <w:rPr>
+          <w:rFonts w:hint="eastAsia"/>
           <w:color w:val="0F0F0F"/>
           <w:szCs w:val="28"/>
         </w:rPr>
-        <w:br/>
+        <w:t>「</w:t>
       </w:r>
       <w:r>
         <w:rPr>
@@ -314,16 +291,15 @@
           <w:color w:val="0F0F0F"/>
           <w:szCs w:val="28"/>
         </w:rPr>
-        <w:t>，請</w:t>
+        <w:t>曲子</w:t>
       </w:r>
       <w:r>
         <w:rPr>
           <w:rFonts w:hint="eastAsia"/>
           <w:color w:val="0F0F0F"/>
           <w:szCs w:val="28"/>
-          <w:u w:val="single"/>
-        </w:rPr>
-        <w:t>顏真卿</w:t>
+        </w:rPr>
+        <w:t>」</w:t>
       </w:r>
       <w:r>
         <w:rPr>
@@ -331,95 +307,7 @@
           <w:color w:val="0F0F0F"/>
           <w:szCs w:val="28"/>
         </w:rPr>
-        <w:t>幫助更換，並作《漁歌子》。詞牌《漁歌子》即始於</w:t>
-      </w:r>
-      <w:r>
-        <w:rPr>
-          <w:rFonts w:hint="eastAsia"/>
-          <w:color w:val="0F0F0F"/>
-          <w:szCs w:val="28"/>
-          <w:u w:val="single"/>
-        </w:rPr>
-        <w:t>張志和</w:t>
-      </w:r>
-      <w:r>
-        <w:rPr>
-          <w:rFonts w:hint="eastAsia"/>
-          <w:color w:val="0F0F0F"/>
-          <w:szCs w:val="28"/>
-        </w:rPr>
-        <w:t>寫的《漁歌子》而得名。</w:t>
-      </w:r>
-      <w:r>
-        <w:rPr>
-          <w:rFonts w:hint="eastAsia"/>
-          <w:color w:val="0F0F0F"/>
-          <w:szCs w:val="28"/>
-        </w:rPr>
-        <w:t>「</w:t>
-      </w:r>
-      <w:r>
-        <w:rPr>
-          <w:rFonts w:hint="eastAsia"/>
-          <w:color w:val="0F0F0F"/>
-          <w:szCs w:val="28"/>
-        </w:rPr>
-        <w:t>子</w:t>
-      </w:r>
-      <w:r>
-        <w:rPr>
-          <w:rFonts w:hint="eastAsia"/>
-          <w:color w:val="0F0F0F"/>
-          <w:szCs w:val="28"/>
-        </w:rPr>
-        <w:t>」</w:t>
-      </w:r>
-      <w:r>
-        <w:rPr>
-          <w:rFonts w:hint="eastAsia"/>
-          <w:color w:val="0F0F0F"/>
-          <w:szCs w:val="28"/>
-        </w:rPr>
-        <w:t>即是</w:t>
-      </w:r>
-      <w:r>
-        <w:rPr>
-          <w:rFonts w:hint="eastAsia"/>
-          <w:color w:val="0F0F0F"/>
-          <w:szCs w:val="28"/>
-        </w:rPr>
-        <w:t>「</w:t>
-      </w:r>
-      <w:r>
-        <w:rPr>
-          <w:rFonts w:hint="eastAsia"/>
-          <w:color w:val="0F0F0F"/>
-          <w:szCs w:val="28"/>
-        </w:rPr>
-        <w:t>曲子</w:t>
-      </w:r>
-      <w:r>
-        <w:rPr>
-          <w:rFonts w:hint="eastAsia"/>
-          <w:color w:val="0F0F0F"/>
-          <w:szCs w:val="28"/>
-        </w:rPr>
-        <w:t>」</w:t>
-      </w:r>
-      <w:r>
-        <w:rPr>
-          <w:rFonts w:hint="eastAsia"/>
-          <w:color w:val="0F0F0F"/>
-          <w:szCs w:val="28"/>
-        </w:rPr>
         <w:t>的簡稱。</w:t>
-      </w:r>
-      <w:r>
-        <w:rPr>
-          <w:rFonts w:hint="eastAsia"/>
-          <w:szCs w:val="28"/>
-        </w:rPr>
-        <w:t>漁父：年老的漁夫。</w:t>
       </w:r>
     </w:p>
     <w:p>
@@ -443,7 +331,6 @@
           <w:rFonts w:hint="eastAsia"/>
           <w:color w:val="0F0F0F"/>
           <w:szCs w:val="28"/>
-          <w:u w:val="single"/>
         </w:rPr>
         <w:t>西塞山</w:t>
       </w:r>
@@ -454,6 +341,14 @@
           <w:szCs w:val="28"/>
         </w:rPr>
         <w:t>：</w:t>
+      </w:r>
+      <w:r>
+        <w:rPr>
+          <w:rFonts w:hint="eastAsia"/>
+          <w:color w:val="0F0F0F"/>
+          <w:szCs w:val="28"/>
+        </w:rPr>
+        <w:t>位於</w:t>
       </w:r>
       <w:r>
         <w:rPr>
@@ -512,25 +407,7 @@
           <w:color w:val="0F0F0F"/>
           <w:szCs w:val="28"/>
         </w:rPr>
-        <w:t>桃花流水：桃花盛開的季節正是春</w:t>
-      </w:r>
-      <w:proofErr w:type="gramStart"/>
-      <w:r>
-        <w:rPr>
-          <w:rFonts w:hint="eastAsia"/>
-          <w:color w:val="0F0F0F"/>
-          <w:szCs w:val="28"/>
-        </w:rPr>
-        <w:t>水盛漲</w:t>
-      </w:r>
-      <w:proofErr w:type="gramEnd"/>
-      <w:r>
-        <w:rPr>
-          <w:rFonts w:hint="eastAsia"/>
-          <w:color w:val="0F0F0F"/>
-          <w:szCs w:val="28"/>
-        </w:rPr>
-        <w:t>的時候，俗稱桃花汛</w:t>
+        <w:t>桃花流水：桃花盛開的季節正是春水盛漲的時候，俗稱桃花汛</w:t>
       </w:r>
       <w:r>
         <w:rPr>
@@ -539,7 +416,6 @@
         </w:rPr>
         <w:t>(</w:t>
       </w:r>
-      <w:proofErr w:type="gramStart"/>
       <w:r>
         <w:rPr>
           <w:rFonts w:hint="eastAsia"/>
@@ -549,7 +425,6 @@
         </w:rPr>
         <w:t>ㄒㄩㄣˋ</w:t>
       </w:r>
-      <w:proofErr w:type="gramEnd"/>
       <w:r>
         <w:rPr>
           <w:rFonts w:hint="eastAsia"/>
@@ -582,23 +457,13 @@
           <w:szCs w:val="28"/>
         </w:rPr>
       </w:pPr>
-      <w:proofErr w:type="gramStart"/>
-      <w:r>
-        <w:rPr>
-          <w:rFonts w:hint="eastAsia"/>
-          <w:szCs w:val="28"/>
-        </w:rPr>
-        <w:t>鱖</w:t>
-      </w:r>
-      <w:proofErr w:type="gramEnd"/>
-      <w:r>
-        <w:rPr>
-          <w:rFonts w:hint="eastAsia"/>
-          <w:szCs w:val="28"/>
-        </w:rPr>
-        <w:t>（</w:t>
-      </w:r>
-      <w:proofErr w:type="gramStart"/>
+      <w:r>
+        <w:rPr>
+          <w:rFonts w:hint="eastAsia"/>
+          <w:szCs w:val="28"/>
+        </w:rPr>
+        <w:t>鱖（</w:t>
+      </w:r>
       <w:r>
         <w:rPr>
           <w:rFonts w:hint="eastAsia"/>
@@ -608,7 +473,6 @@
         </w:rPr>
         <w:t>ㄍㄨㄟˋ</w:t>
       </w:r>
-      <w:proofErr w:type="gramEnd"/>
       <w:r>
         <w:rPr>
           <w:rFonts w:cs="新細明體"/>
@@ -630,43 +494,7 @@
           <w:color w:val="0F0F0F"/>
           <w:szCs w:val="28"/>
         </w:rPr>
-        <w:t>肉質鮮嫩美味，為淡水食用魚類之</w:t>
-      </w:r>
-      <w:proofErr w:type="gramStart"/>
-      <w:r>
-        <w:rPr>
-          <w:rFonts w:cs="新細明體" w:hint="eastAsia"/>
-          <w:color w:val="0F0F0F"/>
-          <w:szCs w:val="28"/>
-        </w:rPr>
-        <w:t>一</w:t>
-      </w:r>
-      <w:proofErr w:type="gramEnd"/>
-      <w:r>
-        <w:rPr>
-          <w:rFonts w:cs="新細明體" w:hint="eastAsia"/>
-          <w:color w:val="0F0F0F"/>
-          <w:szCs w:val="28"/>
-        </w:rPr>
-        <w:t>。也稱為「花鯽」、「</w:t>
-      </w:r>
-      <w:proofErr w:type="gramStart"/>
-      <w:r>
-        <w:rPr>
-          <w:rFonts w:cs="新細明體" w:hint="eastAsia"/>
-          <w:color w:val="0F0F0F"/>
-          <w:szCs w:val="28"/>
-        </w:rPr>
-        <w:t>桂魚</w:t>
-      </w:r>
-      <w:proofErr w:type="gramEnd"/>
-      <w:r>
-        <w:rPr>
-          <w:rFonts w:cs="新細明體" w:hint="eastAsia"/>
-          <w:color w:val="0F0F0F"/>
-          <w:szCs w:val="28"/>
-        </w:rPr>
-        <w:t>」。</w:t>
+        <w:t>肉質鮮嫩美味，為淡水食用魚類之一。也稱「花鯽」、「桂魚」。</w:t>
       </w:r>
     </w:p>
     <w:p>
@@ -680,30 +508,19 @@
         <w:ind w:leftChars="0" w:left="284" w:right="0" w:hanging="284"/>
         <w:jc w:val="both"/>
         <w:rPr>
-          <w:rFonts w:cs="新細明體" w:hint="eastAsia"/>
+          <w:rFonts w:cs="新細明體"/>
           <w:color w:val="0F0F0F"/>
           <w:szCs w:val="28"/>
         </w:rPr>
       </w:pPr>
-      <w:proofErr w:type="gramStart"/>
       <w:r>
         <w:rPr>
           <w:rFonts w:hint="eastAsia"/>
           <w:color w:val="0F0F0F"/>
           <w:szCs w:val="28"/>
         </w:rPr>
-        <w:t>箬</w:t>
-      </w:r>
-      <w:proofErr w:type="gramEnd"/>
-      <w:r>
-        <w:rPr>
-          <w:rFonts w:hint="eastAsia"/>
-          <w:color w:val="0F0F0F"/>
-          <w:szCs w:val="28"/>
-        </w:rPr>
-        <w:t>（</w:t>
-      </w:r>
-      <w:proofErr w:type="gramStart"/>
+        <w:t>箬（</w:t>
+      </w:r>
       <w:r>
         <w:rPr>
           <w:rFonts w:hint="eastAsia"/>
@@ -713,43 +530,39 @@
         </w:rPr>
         <w:t>ㄖㄨㄛˋ</w:t>
       </w:r>
-      <w:proofErr w:type="gramEnd"/>
       <w:r>
         <w:rPr>
           <w:rFonts w:cs="新細明體"/>
           <w:color w:val="0F0F0F"/>
           <w:szCs w:val="28"/>
         </w:rPr>
-        <w:t>）</w:t>
-      </w:r>
-      <w:proofErr w:type="gramStart"/>
-      <w:r>
-        <w:rPr>
-          <w:rFonts w:cs="新細明體"/>
+        <w:t>）笠：竹葉或竹蔑</w:t>
+      </w:r>
+      <w:r>
+        <w:rPr>
+          <w:rFonts w:cs="新細明體" w:hint="eastAsia"/>
           <w:color w:val="0F0F0F"/>
           <w:szCs w:val="28"/>
         </w:rPr>
-        <w:t>笠</w:t>
-      </w:r>
-      <w:proofErr w:type="gramEnd"/>
-      <w:r>
-        <w:rPr>
-          <w:rFonts w:cs="新細明體"/>
+        <w:t>(</w:t>
+      </w:r>
+      <w:r>
+        <w:rPr>
+          <w:rFonts w:cs="新細明體" w:hint="eastAsia"/>
+          <w:color w:val="EE0000"/>
+          <w:sz w:val="16"/>
+          <w:szCs w:val="16"/>
+        </w:rPr>
+        <w:t>ㄇㄧㄝˋ</w:t>
+      </w:r>
+      <w:r>
+        <w:rPr>
+          <w:rFonts w:cs="新細明體" w:hint="eastAsia"/>
           <w:color w:val="0F0F0F"/>
           <w:szCs w:val="28"/>
         </w:rPr>
-        <w:t>：竹葉或竹</w:t>
-      </w:r>
-      <w:proofErr w:type="gramStart"/>
-      <w:r>
-        <w:rPr>
-          <w:rFonts w:cs="新細明體"/>
-          <w:color w:val="0F0F0F"/>
-          <w:szCs w:val="28"/>
-        </w:rPr>
-        <w:t>蔑</w:t>
-      </w:r>
-      <w:proofErr w:type="gramEnd"/>
+        <w:t>)</w:t>
+      </w:r>
       <w:r>
         <w:rPr>
           <w:rFonts w:cs="新細明體"/>
@@ -770,30 +583,19 @@
         <w:ind w:leftChars="0" w:left="284" w:right="0" w:hanging="284"/>
         <w:jc w:val="both"/>
         <w:rPr>
-          <w:rFonts w:cs="新細明體" w:hint="eastAsia"/>
+          <w:rFonts w:cs="新細明體"/>
           <w:color w:val="0F0F0F"/>
           <w:szCs w:val="28"/>
         </w:rPr>
       </w:pPr>
-      <w:proofErr w:type="gramStart"/>
       <w:r>
         <w:rPr>
           <w:rFonts w:hint="eastAsia"/>
           <w:color w:val="0F0F0F"/>
           <w:szCs w:val="28"/>
         </w:rPr>
-        <w:t>蓑</w:t>
-      </w:r>
-      <w:proofErr w:type="gramEnd"/>
-      <w:r>
-        <w:rPr>
-          <w:rFonts w:hint="eastAsia"/>
-          <w:color w:val="0F0F0F"/>
-          <w:szCs w:val="28"/>
-        </w:rPr>
-        <w:t>（</w:t>
-      </w:r>
-      <w:proofErr w:type="gramStart"/>
+        <w:t>蓑（</w:t>
+      </w:r>
       <w:r>
         <w:rPr>
           <w:rFonts w:hint="eastAsia"/>
@@ -803,25 +605,14 @@
         </w:rPr>
         <w:t>ㄙㄨㄛ</w:t>
       </w:r>
-      <w:proofErr w:type="gramEnd"/>
       <w:r>
         <w:rPr>
           <w:rFonts w:cs="新細明體"/>
           <w:color w:val="0F0F0F"/>
           <w:szCs w:val="28"/>
         </w:rPr>
-        <w:t>）衣：</w:t>
-      </w:r>
-      <w:proofErr w:type="gramStart"/>
-      <w:r>
-        <w:rPr>
-          <w:rFonts w:cs="新細明體"/>
-          <w:color w:val="0F0F0F"/>
-          <w:szCs w:val="28"/>
-        </w:rPr>
-        <w:t>用草或</w:t>
-      </w:r>
-      <w:proofErr w:type="gramEnd"/>
+        <w:t>）衣：用草或</w:t>
+      </w:r>
       <w:r>
         <w:rPr>
           <w:rFonts w:cs="新細明體" w:hint="eastAsia"/>
@@ -860,7 +651,7 @@
     </w:p>
     <w:p>
       <w:pPr>
-        <w:spacing w:after="0" w:line="360" w:lineRule="exact"/>
+        <w:spacing w:after="0" w:line="380" w:lineRule="exact"/>
         <w:ind w:left="0" w:right="0" w:firstLine="0"/>
         <w:jc w:val="both"/>
         <w:rPr>
@@ -894,23 +685,7 @@
           <w:rFonts w:hint="eastAsia"/>
           <w:szCs w:val="28"/>
         </w:rPr>
-        <w:t>前，白色的鷺鷥在蔚藍的天空中自由自在地飛翔。</w:t>
-      </w:r>
-      <w:proofErr w:type="gramStart"/>
-      <w:r>
-        <w:rPr>
-          <w:rFonts w:hint="eastAsia"/>
-          <w:szCs w:val="28"/>
-        </w:rPr>
-        <w:t>春雨初晴</w:t>
-      </w:r>
-      <w:proofErr w:type="gramEnd"/>
-      <w:r>
-        <w:rPr>
-          <w:rFonts w:hint="eastAsia"/>
-          <w:szCs w:val="28"/>
-        </w:rPr>
-        <w:t>，粉紅的桃花</w:t>
+        <w:t>前，白色的鷺鷥在蔚藍的天空中自由自在地飛翔。春雨初晴，粉紅的桃花</w:t>
       </w:r>
       <w:r>
         <w:rPr>
@@ -924,28 +699,12 @@
           <w:rFonts w:hint="eastAsia"/>
           <w:szCs w:val="28"/>
         </w:rPr>
-        <w:t>瓣飄落在暴漲的春水上隨</w:t>
-      </w:r>
-      <w:proofErr w:type="gramStart"/>
-      <w:r>
-        <w:rPr>
-          <w:rFonts w:hint="eastAsia"/>
-          <w:szCs w:val="28"/>
-        </w:rPr>
-        <w:t>波流去</w:t>
-      </w:r>
-      <w:proofErr w:type="gramEnd"/>
-      <w:r>
-        <w:rPr>
-          <w:rFonts w:hint="eastAsia"/>
-          <w:szCs w:val="28"/>
-        </w:rPr>
-        <w:t>，此時水底的鱖魚正長得無比肥美。</w:t>
+        <w:t>瓣飄落在暴漲的春水上隨波流去，此時水底的鱖魚正長得無比肥美。</w:t>
       </w:r>
     </w:p>
     <w:p>
       <w:pPr>
-        <w:spacing w:after="0" w:line="360" w:lineRule="exact"/>
+        <w:spacing w:after="0" w:line="380" w:lineRule="exact"/>
         <w:ind w:left="0" w:right="0" w:firstLine="0"/>
         <w:jc w:val="both"/>
         <w:rPr>
@@ -964,33 +723,8 @@
           <w:rFonts w:hint="eastAsia"/>
           <w:szCs w:val="28"/>
         </w:rPr>
-        <w:t>煙雨濛濛的江面上，漁翁頭戴著青翠的竹</w:t>
-      </w:r>
-      <w:proofErr w:type="gramStart"/>
-      <w:r>
-        <w:rPr>
-          <w:rFonts w:hint="eastAsia"/>
-          <w:szCs w:val="28"/>
-        </w:rPr>
-        <w:t>笠</w:t>
-      </w:r>
-      <w:proofErr w:type="gramEnd"/>
-      <w:r>
-        <w:rPr>
-          <w:rFonts w:hint="eastAsia"/>
-          <w:szCs w:val="28"/>
-        </w:rPr>
-        <w:t>，身披翠綠的蓑衣。任憑</w:t>
-      </w:r>
-      <w:proofErr w:type="gramStart"/>
-      <w:r>
-        <w:rPr>
-          <w:rFonts w:hint="eastAsia"/>
-          <w:szCs w:val="28"/>
-        </w:rPr>
-        <w:t>微風斜吹</w:t>
-      </w:r>
-      <w:proofErr w:type="gramEnd"/>
+        <w:t>煙雨濛濛的江面上，漁翁頭戴著青翠的竹笠，身披翠綠的蓑衣。任憑微風斜吹</w:t>
+      </w:r>
       <w:r>
         <w:rPr>
           <w:szCs w:val="28"/>
@@ -1002,23 +736,7 @@
           <w:rFonts w:hint="eastAsia"/>
           <w:szCs w:val="28"/>
         </w:rPr>
-        <w:t>、細雨霏霏，他完全</w:t>
-      </w:r>
-      <w:proofErr w:type="gramStart"/>
-      <w:r>
-        <w:rPr>
-          <w:rFonts w:hint="eastAsia"/>
-          <w:szCs w:val="28"/>
-        </w:rPr>
-        <w:t>沉</w:t>
-      </w:r>
-      <w:proofErr w:type="gramEnd"/>
-      <w:r>
-        <w:rPr>
-          <w:rFonts w:hint="eastAsia"/>
-          <w:szCs w:val="28"/>
-        </w:rPr>
-        <w:t>浸在這片山光水色之中，悠然自得，樂而忘返，覺得根本不需要回家了。</w:t>
+        <w:t>、細雨霏霏，他完全沉浸在這片山光水色之中，悠然自得，樂而忘返，覺得根本不需要回家了。</w:t>
       </w:r>
     </w:p>
     <w:p>
@@ -1057,7 +775,6 @@
         </w:rPr>
         <w:t xml:space="preserve">　　</w:t>
       </w:r>
-      <w:proofErr w:type="gramStart"/>
       <w:r>
         <w:rPr>
           <w:rFonts w:hint="eastAsia"/>
@@ -1066,7 +783,6 @@
         </w:rPr>
         <w:t>唐代宗</w:t>
       </w:r>
-      <w:proofErr w:type="gramEnd"/>
       <w:r>
         <w:rPr>
           <w:rFonts w:hint="eastAsia"/>
@@ -1080,83 +796,59 @@
           <w:szCs w:val="28"/>
           <w:u w:val="single"/>
         </w:rPr>
-        <w:t>大</w:t>
-      </w:r>
-      <w:proofErr w:type="gramStart"/>
-      <w:r>
-        <w:rPr>
-          <w:rFonts w:hint="eastAsia"/>
+        <w:t>大曆</w:t>
+      </w:r>
+      <w:r>
+        <w:rPr>
+          <w:rFonts w:hint="eastAsia"/>
+          <w:szCs w:val="28"/>
+        </w:rPr>
+        <w:t>七年</w:t>
+      </w:r>
+      <w:r>
+        <w:rPr>
+          <w:szCs w:val="28"/>
+        </w:rPr>
+        <w:t>秋天，著名書法家</w:t>
+      </w:r>
+      <w:r>
+        <w:rPr>
           <w:szCs w:val="28"/>
           <w:u w:val="single"/>
         </w:rPr>
-        <w:t>曆</w:t>
-      </w:r>
-      <w:proofErr w:type="gramEnd"/>
-      <w:r>
-        <w:rPr>
-          <w:rFonts w:hint="eastAsia"/>
-          <w:szCs w:val="28"/>
-        </w:rPr>
-        <w:t>七年（</w:t>
-      </w:r>
-      <w:r>
-        <w:rPr>
-          <w:szCs w:val="28"/>
-        </w:rPr>
-        <w:t>772年）秋九月，書法大家</w:t>
+        <w:t>顏真卿</w:t>
+      </w:r>
+      <w:r>
+        <w:rPr>
+          <w:szCs w:val="28"/>
+        </w:rPr>
+        <w:t>出任</w:t>
       </w:r>
       <w:r>
         <w:rPr>
           <w:szCs w:val="28"/>
           <w:u w:val="single"/>
         </w:rPr>
-        <w:t>顏真卿</w:t>
-      </w:r>
-      <w:r>
-        <w:rPr>
-          <w:szCs w:val="28"/>
-        </w:rPr>
-        <w:t>受任</w:t>
+        <w:t>湖州</w:t>
+      </w:r>
+      <w:r>
+        <w:rPr>
+          <w:szCs w:val="28"/>
+        </w:rPr>
+        <w:t>刺史，並在隔年春天正式上任。當時隱居在外的摯友「玄真子」</w:t>
       </w:r>
       <w:r>
         <w:rPr>
           <w:szCs w:val="28"/>
           <w:u w:val="single"/>
         </w:rPr>
-        <w:t>湖州</w:t>
-      </w:r>
-      <w:r>
-        <w:rPr>
-          <w:szCs w:val="28"/>
-        </w:rPr>
-        <w:t>刺史，並於隔年春天正式到任。當時隱居在外的「玄真子」</w:t>
-      </w:r>
-      <w:r>
-        <w:rPr>
-          <w:szCs w:val="28"/>
-          <w:u w:val="single"/>
-        </w:rPr>
         <w:t>張志和</w:t>
       </w:r>
       <w:r>
         <w:rPr>
           <w:szCs w:val="28"/>
         </w:rPr>
-        <w:t>，得知好友前來，便駕著一葉</w:t>
-      </w:r>
-      <w:r>
-        <w:rPr>
-          <w:b/>
-          <w:bCs/>
-          <w:szCs w:val="28"/>
-        </w:rPr>
-        <w:t>扁舟</w:t>
-      </w:r>
-      <w:r>
-        <w:rPr>
-          <w:szCs w:val="28"/>
-        </w:rPr>
-        <w:t>特地前來拜訪。</w:t>
+        <w:t>得知消息後，特別乘著一葉小舟前來拜訪他。</w:t>
       </w:r>
     </w:p>
     <w:p>
@@ -1173,30 +865,14 @@
           <w:rFonts w:hint="eastAsia"/>
           <w:szCs w:val="28"/>
         </w:rPr>
-        <w:t xml:space="preserve">　　</w:t>
-      </w:r>
-      <w:r>
-        <w:rPr>
-          <w:rFonts w:hint="eastAsia"/>
-          <w:szCs w:val="28"/>
-        </w:rPr>
-        <w:t>時值</w:t>
-      </w:r>
-      <w:r>
-        <w:rPr>
-          <w:rFonts w:hint="eastAsia"/>
-          <w:b/>
-          <w:bCs/>
-          <w:szCs w:val="28"/>
-        </w:rPr>
-        <w:t>暮春</w:t>
-      </w:r>
-      <w:r>
-        <w:rPr>
-          <w:rFonts w:hint="eastAsia"/>
-          <w:szCs w:val="28"/>
-        </w:rPr>
-        <w:t>三月，正逢</w:t>
+        <w:t xml:space="preserve">    </w:t>
+      </w:r>
+      <w:r>
+        <w:rPr>
+          <w:rFonts w:hint="eastAsia"/>
+          <w:szCs w:val="28"/>
+        </w:rPr>
+        <w:t>當時正值暮春三月，</w:t>
       </w:r>
       <w:r>
         <w:rPr>
@@ -1211,50 +887,20 @@
           <w:rFonts w:hint="eastAsia"/>
           <w:szCs w:val="28"/>
         </w:rPr>
-        <w:t>「桃花汛」春水暴漲、鱖魚最為肥美的時節。兩位</w:t>
-      </w:r>
-      <w:proofErr w:type="gramStart"/>
-      <w:r>
-        <w:rPr>
-          <w:rFonts w:hint="eastAsia"/>
-          <w:b/>
-          <w:bCs/>
-          <w:szCs w:val="28"/>
-        </w:rPr>
-        <w:t>曠</w:t>
-      </w:r>
-      <w:proofErr w:type="gramEnd"/>
-      <w:r>
-        <w:rPr>
-          <w:rFonts w:hint="eastAsia"/>
-          <w:b/>
-          <w:bCs/>
-          <w:szCs w:val="28"/>
-        </w:rPr>
-        <w:t>達</w:t>
-      </w:r>
-      <w:r>
-        <w:rPr>
-          <w:rFonts w:hint="eastAsia"/>
-          <w:szCs w:val="28"/>
-        </w:rPr>
-        <w:t>的文人臨水登高，</w:t>
-      </w:r>
-      <w:proofErr w:type="gramStart"/>
-      <w:r>
-        <w:rPr>
-          <w:rFonts w:hint="eastAsia"/>
-          <w:szCs w:val="28"/>
-        </w:rPr>
-        <w:t>眼見滿山春色</w:t>
-      </w:r>
-      <w:proofErr w:type="gramEnd"/>
-      <w:r>
-        <w:rPr>
-          <w:rFonts w:hint="eastAsia"/>
-          <w:szCs w:val="28"/>
-        </w:rPr>
-        <w:t>，便一時興起、舉杯唱和。</w:t>
+        <w:t>迎來了春水暴漲的「桃花汛」，也是鱖魚最肥美的時候</w:t>
+      </w:r>
+      <w:r>
+        <w:rPr>
+          <w:szCs w:val="28"/>
+        </w:rPr>
+        <w:br/>
+      </w:r>
+      <w:r>
+        <w:rPr>
+          <w:rFonts w:hint="eastAsia"/>
+          <w:szCs w:val="28"/>
+        </w:rPr>
+        <w:t>。兩位才氣縱橫的文人一同臨水遊賞，面對眼前明媚的春光，兩人興致高昂、舉杯唱和。</w:t>
       </w:r>
       <w:r>
         <w:rPr>
@@ -1269,7 +915,7 @@
           <w:rFonts w:hint="eastAsia"/>
           <w:szCs w:val="28"/>
         </w:rPr>
-        <w:t>率先提筆，一口氣寫下了五首《漁歌子》，而這首流傳千古的「西塞山前白鷺飛」，便是當時的首唱之作。</w:t>
+        <w:t>隨即揮毫，一氣呵成寫下了五首《漁歌子》，其中流傳千古的名作「西塞山前白鷺飛」便是當時的第一首。</w:t>
       </w:r>
     </w:p>
     <w:p>
@@ -1286,40 +932,15 @@
           <w:rFonts w:hint="eastAsia"/>
           <w:szCs w:val="28"/>
         </w:rPr>
-        <w:t xml:space="preserve">　　</w:t>
-      </w:r>
-      <w:r>
-        <w:rPr>
-          <w:rFonts w:hint="eastAsia"/>
-          <w:szCs w:val="28"/>
-        </w:rPr>
-        <w:t>遺憾的是，</w:t>
-      </w:r>
-      <w:proofErr w:type="gramStart"/>
-      <w:r>
-        <w:rPr>
-          <w:rFonts w:hint="eastAsia"/>
-          <w:szCs w:val="28"/>
-        </w:rPr>
-        <w:t>這組驚豔</w:t>
-      </w:r>
-      <w:proofErr w:type="gramEnd"/>
-      <w:r>
-        <w:rPr>
-          <w:rFonts w:hint="eastAsia"/>
-          <w:szCs w:val="28"/>
-        </w:rPr>
-        <w:t>四座</w:t>
-      </w:r>
-      <w:proofErr w:type="gramStart"/>
-      <w:r>
-        <w:rPr>
-          <w:rFonts w:hint="eastAsia"/>
-          <w:szCs w:val="28"/>
-        </w:rPr>
-        <w:t>的詞作在</w:t>
-      </w:r>
-      <w:proofErr w:type="gramEnd"/>
+        <w:t xml:space="preserve">    </w:t>
+      </w:r>
+      <w:r>
+        <w:rPr>
+          <w:rFonts w:hint="eastAsia"/>
+          <w:szCs w:val="28"/>
+        </w:rPr>
+        <w:t>可惜的是，這組驚豔眾人的詞作在</w:t>
+      </w:r>
       <w:r>
         <w:rPr>
           <w:rFonts w:hint="eastAsia"/>
@@ -1333,34 +954,7 @@
           <w:rFonts w:hint="eastAsia"/>
           <w:szCs w:val="28"/>
         </w:rPr>
-        <w:t>時期曾一度</w:t>
-      </w:r>
-      <w:r>
-        <w:rPr>
-          <w:rFonts w:hint="eastAsia"/>
-          <w:b/>
-          <w:bCs/>
-          <w:szCs w:val="28"/>
-        </w:rPr>
-        <w:t>散</w:t>
-      </w:r>
-      <w:proofErr w:type="gramStart"/>
-      <w:r>
-        <w:rPr>
-          <w:rFonts w:hint="eastAsia"/>
-          <w:b/>
-          <w:bCs/>
-          <w:szCs w:val="28"/>
-        </w:rPr>
-        <w:t>佚</w:t>
-      </w:r>
-      <w:proofErr w:type="gramEnd"/>
-      <w:r>
-        <w:rPr>
-          <w:rFonts w:hint="eastAsia"/>
-          <w:szCs w:val="28"/>
-        </w:rPr>
-        <w:t>於民間。直到</w:t>
+        <w:t>時期曾一度散失在民間。直到</w:t>
       </w:r>
       <w:r>
         <w:rPr>
@@ -1375,27 +969,13 @@
           <w:rFonts w:hint="eastAsia"/>
           <w:szCs w:val="28"/>
         </w:rPr>
-        <w:t>三年（</w:t>
-      </w:r>
-      <w:r>
-        <w:rPr>
-          <w:szCs w:val="28"/>
-        </w:rPr>
-        <w:t>823年），</w:t>
-      </w:r>
-      <w:proofErr w:type="gramStart"/>
-      <w:r>
-        <w:rPr>
-          <w:szCs w:val="28"/>
-        </w:rPr>
-        <w:t>浙西觀察</w:t>
-      </w:r>
-      <w:proofErr w:type="gramEnd"/>
-      <w:r>
-        <w:rPr>
-          <w:szCs w:val="28"/>
-        </w:rPr>
-        <w:t>使</w:t>
+        <w:t>三年</w:t>
+      </w:r>
+      <w:r>
+        <w:rPr>
+          <w:szCs w:val="28"/>
+        </w:rPr>
+        <w:t>，浙西觀察使</w:t>
       </w:r>
       <w:r>
         <w:rPr>
@@ -1408,7 +988,7 @@
         <w:rPr>
           <w:szCs w:val="28"/>
         </w:rPr>
-        <w:t>多方尋訪，終於重新搜得這份墨寶，並將其鄭重地收錄在《玄真子漁歌記》中。至此，這幅煙雨江南的自由靈魂，才得以穿越千年歲月，完好地流傳至今。</w:t>
+        <w:t>多方尋找探訪，才終於重新找回這份珍貴的墨寶，並將其收錄在《玄真子漁歌記》中。這首描繪煙雨江南、展現自由靈魂的千古名作，也因此得以完整保存，流傳至今。</w:t>
       </w:r>
     </w:p>
     <w:p>
@@ -1433,7 +1013,7 @@
     </w:p>
     <w:p>
       <w:pPr>
-        <w:spacing w:after="0" w:line="360" w:lineRule="exact"/>
+        <w:spacing w:after="0" w:line="400" w:lineRule="exact"/>
         <w:ind w:left="-6" w:right="0" w:hanging="11"/>
         <w:jc w:val="both"/>
         <w:rPr>
@@ -1475,23 +1055,7 @@
           <w:rFonts w:hint="eastAsia"/>
           <w:szCs w:val="28"/>
         </w:rPr>
-        <w:t>水鄉煙雨圖。</w:t>
-      </w:r>
-      <w:proofErr w:type="gramStart"/>
-      <w:r>
-        <w:rPr>
-          <w:rFonts w:hint="eastAsia"/>
-          <w:szCs w:val="28"/>
-        </w:rPr>
-        <w:t>全詞僅</w:t>
-      </w:r>
-      <w:proofErr w:type="gramEnd"/>
-      <w:r>
-        <w:rPr>
-          <w:rFonts w:hint="eastAsia"/>
-          <w:szCs w:val="28"/>
-        </w:rPr>
-        <w:t>短短二十七字</w:t>
+        <w:t>水鄉煙雨圖。全詞僅短短二十七字</w:t>
       </w:r>
       <w:r>
         <w:rPr>
@@ -1572,7 +1136,7 @@
     </w:p>
     <w:p>
       <w:pPr>
-        <w:spacing w:after="0" w:line="360" w:lineRule="exact"/>
+        <w:spacing w:after="0" w:line="400" w:lineRule="exact"/>
         <w:ind w:left="-6" w:right="0" w:hanging="11"/>
         <w:jc w:val="both"/>
         <w:rPr>
@@ -1604,23 +1168,7 @@
           <w:rFonts w:hint="eastAsia"/>
           <w:szCs w:val="28"/>
         </w:rPr>
-        <w:t>。詞人精妙地運用了色彩的對比</w:t>
-      </w:r>
-      <w:proofErr w:type="gramStart"/>
-      <w:r>
-        <w:rPr>
-          <w:rFonts w:hint="eastAsia"/>
-          <w:szCs w:val="28"/>
-        </w:rPr>
-        <w:t>與疊加</w:t>
-      </w:r>
-      <w:proofErr w:type="gramEnd"/>
-      <w:r>
-        <w:rPr>
-          <w:rFonts w:hint="eastAsia"/>
-          <w:szCs w:val="28"/>
-        </w:rPr>
-        <w:t>：青翠的西塞山、潔白的鷺鷥、粉紅的桃花與碧綠的春水，交織出一幅色彩飽滿、層次分明的</w:t>
+        <w:t>。詞人精妙地運用了色彩的對比與疊加：青翠的西塞山、潔白的鷺鷥、粉紅的桃花與碧綠的春水，交織出一幅色彩飽滿、層次分明的</w:t>
       </w:r>
       <w:r>
         <w:rPr>
@@ -1640,7 +1188,7 @@
     </w:p>
     <w:p>
       <w:pPr>
-        <w:spacing w:after="0" w:line="360" w:lineRule="exact"/>
+        <w:spacing w:after="0" w:line="400" w:lineRule="exact"/>
         <w:ind w:left="-6" w:right="0" w:hanging="11"/>
         <w:jc w:val="both"/>
         <w:rPr>
@@ -1675,17 +1223,8 @@
           <w:rFonts w:hint="eastAsia"/>
           <w:szCs w:val="28"/>
         </w:rPr>
-        <w:t>。白鷺在山前低飛，是</w:t>
-      </w:r>
-      <w:proofErr w:type="gramStart"/>
-      <w:r>
-        <w:rPr>
-          <w:rFonts w:hint="eastAsia"/>
-          <w:szCs w:val="28"/>
-        </w:rPr>
-        <w:t>仰觀的動景</w:t>
-      </w:r>
-      <w:proofErr w:type="gramEnd"/>
+        <w:t>。白鷺在山前低飛，是仰觀的動景</w:t>
+      </w:r>
       <w:r>
         <w:rPr>
           <w:szCs w:val="28"/>
@@ -1697,39 +1236,7 @@
           <w:rFonts w:hint="eastAsia"/>
           <w:szCs w:val="28"/>
         </w:rPr>
-        <w:t>；桃花隨流水飄逝，</w:t>
-      </w:r>
-      <w:proofErr w:type="gramStart"/>
-      <w:r>
-        <w:rPr>
-          <w:rFonts w:hint="eastAsia"/>
-          <w:szCs w:val="28"/>
-        </w:rPr>
-        <w:t>是俯察的</w:t>
-      </w:r>
-      <w:proofErr w:type="gramEnd"/>
-      <w:r>
-        <w:rPr>
-          <w:rFonts w:hint="eastAsia"/>
-          <w:szCs w:val="28"/>
-        </w:rPr>
-        <w:t>靜中有動。而春水暴漲、</w:t>
-      </w:r>
-      <w:proofErr w:type="gramStart"/>
-      <w:r>
-        <w:rPr>
-          <w:rFonts w:hint="eastAsia"/>
-          <w:szCs w:val="28"/>
-        </w:rPr>
-        <w:t>鱖魚正肥</w:t>
-      </w:r>
-      <w:proofErr w:type="gramEnd"/>
-      <w:r>
-        <w:rPr>
-          <w:rFonts w:hint="eastAsia"/>
-          <w:szCs w:val="28"/>
-        </w:rPr>
-        <w:t>，則從視覺聯想到</w:t>
+        <w:t>；桃花隨流水飄逝，是俯察的靜中有動。而春水暴漲、鱖魚正肥，則從視覺聯想到</w:t>
       </w:r>
       <w:r>
         <w:rPr>
@@ -1753,28 +1260,12 @@
           <w:rFonts w:hint="eastAsia"/>
           <w:szCs w:val="28"/>
         </w:rPr>
-        <w:t>。動靜結合</w:t>
-      </w:r>
-      <w:proofErr w:type="gramStart"/>
-      <w:r>
-        <w:rPr>
-          <w:rFonts w:hint="eastAsia"/>
-          <w:szCs w:val="28"/>
-        </w:rPr>
-        <w:t>之間，</w:t>
-      </w:r>
-      <w:proofErr w:type="gramEnd"/>
-      <w:r>
-        <w:rPr>
-          <w:rFonts w:hint="eastAsia"/>
-          <w:szCs w:val="28"/>
-        </w:rPr>
-        <w:t>不僅展現了自然的蓬勃生機，更營造出萬物各得其所的和諧與安寧。</w:t>
+        <w:t>。動靜結合之間，不僅展現了自然的蓬勃生機，更營造出萬物各得其所的和諧與安寧。</w:t>
       </w:r>
     </w:p>
     <w:p>
       <w:pPr>
-        <w:spacing w:after="0" w:line="360" w:lineRule="exact"/>
+        <w:spacing w:after="0" w:line="400" w:lineRule="exact"/>
         <w:ind w:left="-6" w:right="0" w:hanging="11"/>
         <w:jc w:val="both"/>
         <w:rPr>
@@ -1793,44 +1284,12 @@
           <w:rFonts w:hint="eastAsia"/>
           <w:szCs w:val="28"/>
         </w:rPr>
-        <w:t>後兩句「青箬笠，綠蓑衣，斜風細雨</w:t>
-      </w:r>
-      <w:proofErr w:type="gramStart"/>
-      <w:r>
-        <w:rPr>
-          <w:rFonts w:hint="eastAsia"/>
-          <w:szCs w:val="28"/>
-        </w:rPr>
-        <w:t>不須歸</w:t>
-      </w:r>
-      <w:proofErr w:type="gramEnd"/>
-      <w:r>
-        <w:rPr>
-          <w:rFonts w:hint="eastAsia"/>
-          <w:szCs w:val="28"/>
-        </w:rPr>
-        <w:t>」將焦點從自然景觀轉向抒情主人公。青色的</w:t>
-      </w:r>
-      <w:proofErr w:type="gramStart"/>
-      <w:r>
-        <w:rPr>
-          <w:rFonts w:hint="eastAsia"/>
-          <w:szCs w:val="28"/>
-        </w:rPr>
-        <w:t>箬</w:t>
-      </w:r>
-      <w:proofErr w:type="gramEnd"/>
-      <w:r>
-        <w:rPr>
-          <w:rFonts w:hint="eastAsia"/>
-          <w:szCs w:val="28"/>
-        </w:rPr>
-        <w:t>帽與綠色的蓑衣，不僅是漁翁的實用裝束，其天然的色彩更使主人公在視覺上與青山綠水融為一體，象徵著「天人合一」的境界。</w:t>
+        <w:t>後兩句「青箬笠，綠蓑衣，斜風細雨不須歸」將焦點從自然景觀轉向抒情主人公。青色的箬帽與綠色的蓑衣，不僅是漁翁的實用裝束，其天然的色彩更使主人公在視覺上與青山綠水融為一體，象徵著「天人合一」的境界。</w:t>
       </w:r>
     </w:p>
     <w:p>
       <w:pPr>
-        <w:spacing w:after="0" w:line="360" w:lineRule="exact"/>
+        <w:spacing w:after="0" w:line="400" w:lineRule="exact"/>
         <w:ind w:left="-6" w:right="0" w:hanging="11"/>
         <w:jc w:val="both"/>
         <w:rPr>
@@ -1849,55 +1308,7 @@
           <w:rFonts w:hint="eastAsia"/>
           <w:szCs w:val="28"/>
         </w:rPr>
-        <w:t>此處的「</w:t>
-      </w:r>
-      <w:proofErr w:type="gramStart"/>
-      <w:r>
-        <w:rPr>
-          <w:rFonts w:hint="eastAsia"/>
-          <w:szCs w:val="28"/>
-        </w:rPr>
-        <w:t>斜風</w:t>
-      </w:r>
-      <w:proofErr w:type="gramEnd"/>
-      <w:r>
-        <w:rPr>
-          <w:rFonts w:hint="eastAsia"/>
-          <w:szCs w:val="28"/>
-        </w:rPr>
-        <w:t>」與「細雨」並非淒風苦雨，而是一種溫潤、輕柔的感官體驗。在這種</w:t>
-      </w:r>
-      <w:proofErr w:type="gramStart"/>
-      <w:r>
-        <w:rPr>
-          <w:rFonts w:hint="eastAsia"/>
-          <w:szCs w:val="28"/>
-        </w:rPr>
-        <w:t>怡</w:t>
-      </w:r>
-      <w:proofErr w:type="gramEnd"/>
-      <w:r>
-        <w:rPr>
-          <w:rFonts w:hint="eastAsia"/>
-          <w:szCs w:val="28"/>
-        </w:rPr>
-        <w:t>人的煙雨中，詞人高呼「</w:t>
-      </w:r>
-      <w:proofErr w:type="gramStart"/>
-      <w:r>
-        <w:rPr>
-          <w:rFonts w:hint="eastAsia"/>
-          <w:szCs w:val="28"/>
-        </w:rPr>
-        <w:t>不須歸</w:t>
-      </w:r>
-      <w:proofErr w:type="gramEnd"/>
-      <w:r>
-        <w:rPr>
-          <w:rFonts w:hint="eastAsia"/>
-          <w:szCs w:val="28"/>
-        </w:rPr>
-        <w:t>」，這不單是對眼前美景的眷戀，更是對塵世喧囂與</w:t>
+        <w:t>此處的「斜風」與「細雨」並非淒風苦雨，而是一種溫潤、輕柔的感官體驗。在這種怡人的煙雨中，詞人高呼「不須歸」，這不單是對眼前美景的眷戀，更是對塵世喧囂與</w:t>
       </w:r>
       <w:r>
         <w:rPr>
@@ -1934,11 +1345,10 @@
     </w:p>
     <w:p>
       <w:pPr>
-        <w:spacing w:after="0" w:line="360" w:lineRule="exact"/>
+        <w:spacing w:after="0" w:line="400" w:lineRule="exact"/>
         <w:ind w:left="-6" w:right="0" w:hanging="11"/>
         <w:jc w:val="both"/>
         <w:rPr>
-          <w:rFonts w:hint="eastAsia"/>
           <w:szCs w:val="28"/>
         </w:rPr>
       </w:pPr>
@@ -1978,9 +1388,15 @@
           <w:bCs/>
           <w:szCs w:val="28"/>
         </w:rPr>
-        <w:t>自</w:t>
-      </w:r>
-      <w:proofErr w:type="gramStart"/>
+        <w:t>自況</w:t>
+      </w:r>
+      <w:r>
+        <w:rPr>
+          <w:rFonts w:hint="eastAsia"/>
+          <w:szCs w:val="28"/>
+        </w:rPr>
+        <w:t>，將高潔的</w:t>
+      </w:r>
       <w:r>
         <w:rPr>
           <w:rFonts w:hint="eastAsia"/>
@@ -1988,49 +1404,14 @@
           <w:bCs/>
           <w:szCs w:val="28"/>
         </w:rPr>
-        <w:t>況</w:t>
-      </w:r>
-      <w:proofErr w:type="gramEnd"/>
-      <w:r>
-        <w:rPr>
-          <w:rFonts w:hint="eastAsia"/>
-          <w:szCs w:val="28"/>
-        </w:rPr>
-        <w:t>，將高潔的</w:t>
-      </w:r>
-      <w:proofErr w:type="gramStart"/>
-      <w:r>
-        <w:rPr>
-          <w:rFonts w:hint="eastAsia"/>
-          <w:b/>
-          <w:bCs/>
-          <w:szCs w:val="28"/>
-        </w:rPr>
         <w:t>隱逸哲思</w:t>
       </w:r>
-      <w:proofErr w:type="gramEnd"/>
-      <w:r>
-        <w:rPr>
-          <w:rFonts w:hint="eastAsia"/>
-          <w:szCs w:val="28"/>
-        </w:rPr>
-        <w:t>寄寓於尋常的漁獵生活與山水風光之中。</w:t>
-      </w:r>
-      <w:proofErr w:type="gramStart"/>
-      <w:r>
-        <w:rPr>
-          <w:rFonts w:hint="eastAsia"/>
-          <w:szCs w:val="28"/>
-        </w:rPr>
-        <w:t>全詞格調</w:t>
-      </w:r>
-      <w:proofErr w:type="gramEnd"/>
-      <w:r>
-        <w:rPr>
-          <w:rFonts w:hint="eastAsia"/>
-          <w:szCs w:val="28"/>
-        </w:rPr>
-        <w:t>清新、意境高雅，既有文人畫的留白與詩意，又有生活細節的真實與溫度，堪稱</w:t>
+      <w:r>
+        <w:rPr>
+          <w:rFonts w:hint="eastAsia"/>
+          <w:szCs w:val="28"/>
+        </w:rPr>
+        <w:t>寄寓於尋常的漁獵生活與山水風光之中。全詞格調清新、意境高雅，既有文人畫的留白與詩意，又有生活細節的真實與溫度，堪稱</w:t>
       </w:r>
       <w:r>
         <w:rPr>
@@ -2045,23 +1426,7 @@
           <w:rFonts w:hint="eastAsia"/>
           <w:szCs w:val="28"/>
         </w:rPr>
-        <w:t>古典文學中表現人與自然和諧共生的</w:t>
-      </w:r>
-      <w:proofErr w:type="gramStart"/>
-      <w:r>
-        <w:rPr>
-          <w:rFonts w:hint="eastAsia"/>
-          <w:szCs w:val="28"/>
-        </w:rPr>
-        <w:t>不朽名篇</w:t>
-      </w:r>
-      <w:proofErr w:type="gramEnd"/>
-      <w:r>
-        <w:rPr>
-          <w:rFonts w:hint="eastAsia"/>
-          <w:szCs w:val="28"/>
-        </w:rPr>
-        <w:t>。</w:t>
+        <w:t>古典文學中表現人與自然和諧共生的不朽名篇。</w:t>
       </w:r>
     </w:p>
     <w:p>
@@ -2093,6 +1458,7 @@
         </w:numPr>
         <w:spacing w:after="0" w:line="360" w:lineRule="exact"/>
         <w:ind w:leftChars="0" w:left="284" w:right="0" w:hanging="284"/>
+        <w:jc w:val="both"/>
         <w:rPr>
           <w:szCs w:val="28"/>
         </w:rPr>
@@ -2158,6 +1524,7 @@
         </w:numPr>
         <w:spacing w:after="0" w:line="360" w:lineRule="exact"/>
         <w:ind w:leftChars="0" w:left="284" w:right="0" w:hanging="284"/>
+        <w:jc w:val="both"/>
         <w:rPr>
           <w:szCs w:val="28"/>
         </w:rPr>
@@ -2181,7 +1548,7 @@
           <w:rFonts w:hint="eastAsia"/>
           <w:szCs w:val="28"/>
         </w:rPr>
-        <w:t>指「春天的尾聲」（約農曆三月）。在文中交代了故事發生的季節，此時正值百花盛開後的落紅時節，春水高漲、萬物豐盈，是</w:t>
+        <w:t>指「春天的尾聲」（約農曆三月）。文中故事發生的季節，正值百花盛開後的落紅時節，春水高漲、萬物豐盈，是</w:t>
       </w:r>
       <w:r>
         <w:rPr>
@@ -2208,25 +1575,17 @@
         </w:numPr>
         <w:spacing w:after="0" w:line="360" w:lineRule="exact"/>
         <w:ind w:leftChars="0" w:left="284" w:right="0" w:hanging="284"/>
-        <w:rPr>
-          <w:szCs w:val="28"/>
-        </w:rPr>
-      </w:pPr>
-      <w:proofErr w:type="gramStart"/>
-      <w:r>
-        <w:rPr>
-          <w:rFonts w:hint="eastAsia"/>
-          <w:szCs w:val="28"/>
-        </w:rPr>
-        <w:t>曠</w:t>
-      </w:r>
-      <w:proofErr w:type="gramEnd"/>
-      <w:r>
-        <w:rPr>
-          <w:rFonts w:hint="eastAsia"/>
-          <w:szCs w:val="28"/>
-        </w:rPr>
-        <w:t>達</w:t>
+        <w:jc w:val="both"/>
+        <w:rPr>
+          <w:szCs w:val="28"/>
+        </w:rPr>
+      </w:pPr>
+      <w:r>
+        <w:rPr>
+          <w:rFonts w:hint="eastAsia"/>
+          <w:szCs w:val="28"/>
+        </w:rPr>
+        <w:t>曠達</w:t>
       </w:r>
       <w:r>
         <w:rPr>
@@ -2240,39 +1599,7 @@
           <w:rFonts w:hint="eastAsia"/>
           <w:szCs w:val="28"/>
         </w:rPr>
-        <w:t>指「胸襟</w:t>
-      </w:r>
-      <w:proofErr w:type="gramStart"/>
-      <w:r>
-        <w:rPr>
-          <w:rFonts w:hint="eastAsia"/>
-          <w:szCs w:val="28"/>
-        </w:rPr>
-        <w:t>開闊、</w:t>
-      </w:r>
-      <w:proofErr w:type="gramEnd"/>
-      <w:r>
-        <w:rPr>
-          <w:rFonts w:hint="eastAsia"/>
-          <w:szCs w:val="28"/>
-        </w:rPr>
-        <w:t>通達大度」。用來形容顏真卿與張志和的性格，說明他們不</w:t>
-      </w:r>
-      <w:proofErr w:type="gramStart"/>
-      <w:r>
-        <w:rPr>
-          <w:rFonts w:hint="eastAsia"/>
-          <w:szCs w:val="28"/>
-        </w:rPr>
-        <w:t>耽溺</w:t>
-      </w:r>
-      <w:proofErr w:type="gramEnd"/>
-      <w:r>
-        <w:rPr>
-          <w:rFonts w:hint="eastAsia"/>
-          <w:szCs w:val="28"/>
-        </w:rPr>
-        <w:t>於世俗的名利得失，能以寬廣、豁達的心胸去欣賞自然與生命的美好。</w:t>
+        <w:t>指「胸襟開闊、通達大度」。用來形容顏真卿與張志和的性格，說明他們不耽溺於世俗的名利得失，能以寬廣、豁達的心胸去欣賞自然與生命的美好。</w:t>
       </w:r>
     </w:p>
     <w:p>
@@ -2284,26 +1611,18 @@
         </w:numPr>
         <w:spacing w:after="0" w:line="360" w:lineRule="exact"/>
         <w:ind w:leftChars="0" w:left="284" w:right="0" w:hanging="284"/>
-        <w:rPr>
-          <w:szCs w:val="28"/>
-        </w:rPr>
-      </w:pPr>
-      <w:r>
-        <w:rPr>
-          <w:rFonts w:hint="eastAsia"/>
-          <w:szCs w:val="28"/>
-        </w:rPr>
-        <w:t>散</w:t>
-      </w:r>
-      <w:proofErr w:type="gramStart"/>
-      <w:r>
-        <w:rPr>
-          <w:rFonts w:hint="eastAsia"/>
-          <w:szCs w:val="28"/>
-        </w:rPr>
-        <w:t>佚</w:t>
-      </w:r>
-      <w:proofErr w:type="gramEnd"/>
+        <w:jc w:val="both"/>
+        <w:rPr>
+          <w:szCs w:val="28"/>
+        </w:rPr>
+      </w:pPr>
+      <w:r>
+        <w:rPr>
+          <w:rFonts w:hint="eastAsia"/>
+          <w:szCs w:val="28"/>
+        </w:rPr>
+        <w:t>散佚</w:t>
+      </w:r>
       <w:r>
         <w:rPr>
           <w:rFonts w:hint="eastAsia"/>
@@ -2311,7 +1630,6 @@
         </w:rPr>
         <w:t>(</w:t>
       </w:r>
-      <w:proofErr w:type="gramStart"/>
       <w:r>
         <w:rPr>
           <w:rFonts w:hint="eastAsia"/>
@@ -2330,7 +1648,6 @@
         </w:rPr>
         <w:t>ˋ</w:t>
       </w:r>
-      <w:proofErr w:type="gramEnd"/>
       <w:r>
         <w:rPr>
           <w:rFonts w:hint="eastAsia"/>
@@ -2362,6 +1679,7 @@
         </w:numPr>
         <w:spacing w:after="0" w:line="360" w:lineRule="exact"/>
         <w:ind w:leftChars="0" w:left="284" w:right="0" w:hanging="284"/>
+        <w:jc w:val="both"/>
         <w:rPr>
           <w:szCs w:val="28"/>
         </w:rPr>
@@ -2397,6 +1715,7 @@
         </w:numPr>
         <w:spacing w:after="0" w:line="360" w:lineRule="exact"/>
         <w:ind w:leftChars="0" w:left="284" w:right="0" w:hanging="284"/>
+        <w:jc w:val="both"/>
         <w:rPr>
           <w:szCs w:val="28"/>
         </w:rPr>
@@ -2420,23 +1739,7 @@
           <w:rFonts w:hint="eastAsia"/>
           <w:szCs w:val="28"/>
         </w:rPr>
-        <w:t>春天因為雨水多或</w:t>
-      </w:r>
-      <w:proofErr w:type="gramStart"/>
-      <w:r>
-        <w:rPr>
-          <w:rFonts w:hint="eastAsia"/>
-          <w:szCs w:val="28"/>
-        </w:rPr>
-        <w:t>融雪而導致</w:t>
-      </w:r>
-      <w:proofErr w:type="gramEnd"/>
-      <w:r>
-        <w:rPr>
-          <w:rFonts w:hint="eastAsia"/>
-          <w:szCs w:val="28"/>
-        </w:rPr>
-        <w:t>江河水位暴漲的現象</w:t>
+        <w:t>春天因為雨水多或融雪而導致江河水位暴漲的現象</w:t>
       </w:r>
       <w:r>
         <w:rPr>
@@ -2455,6 +1758,7 @@
         </w:numPr>
         <w:spacing w:after="0" w:line="360" w:lineRule="exact"/>
         <w:ind w:leftChars="0" w:left="284" w:right="0" w:hanging="284"/>
+        <w:jc w:val="both"/>
         <w:rPr>
           <w:szCs w:val="28"/>
         </w:rPr>
@@ -2478,23 +1782,7 @@
           <w:rFonts w:hint="eastAsia"/>
           <w:szCs w:val="28"/>
         </w:rPr>
-        <w:t>指「超脫於世俗事物與名利之外」。形容張志和的精神境界，他將自己</w:t>
-      </w:r>
-      <w:proofErr w:type="gramStart"/>
-      <w:r>
-        <w:rPr>
-          <w:rFonts w:hint="eastAsia"/>
-          <w:szCs w:val="28"/>
-        </w:rPr>
-        <w:t>抽離於現實</w:t>
-      </w:r>
-      <w:proofErr w:type="gramEnd"/>
-      <w:r>
-        <w:rPr>
-          <w:rFonts w:hint="eastAsia"/>
-          <w:szCs w:val="28"/>
-        </w:rPr>
-        <w:t>社會的鉤心鬥角，把心靈安放在大自然的山水之中。</w:t>
+        <w:t>指「超脫於世俗事物與名利之外」。形容張志和的精神境界，他將自己抽離於現實社會的鉤心鬥角，把心靈安放在大自然的山水之中。</w:t>
       </w:r>
     </w:p>
     <w:p>
@@ -2506,6 +1794,7 @@
         </w:numPr>
         <w:spacing w:after="0" w:line="360" w:lineRule="exact"/>
         <w:ind w:leftChars="0" w:left="284" w:right="0" w:hanging="284"/>
+        <w:jc w:val="both"/>
         <w:rPr>
           <w:szCs w:val="28"/>
         </w:rPr>
@@ -2529,23 +1818,7 @@
           <w:rFonts w:hint="eastAsia"/>
           <w:szCs w:val="28"/>
         </w:rPr>
-        <w:t>指「風景或藝術作品特別吸引人，讓人</w:t>
-      </w:r>
-      <w:proofErr w:type="gramStart"/>
-      <w:r>
-        <w:rPr>
-          <w:rFonts w:hint="eastAsia"/>
-          <w:szCs w:val="28"/>
-        </w:rPr>
-        <w:t>沉</w:t>
-      </w:r>
-      <w:proofErr w:type="gramEnd"/>
-      <w:r>
-        <w:rPr>
-          <w:rFonts w:hint="eastAsia"/>
-          <w:szCs w:val="28"/>
-        </w:rPr>
-        <w:t>浸其中」。在賞析中形容詞作在「空間」與「動態」上的巧妙布局，讓讀者彷彿身歷其境，被那動靜交織的畫面深深吸引。</w:t>
+        <w:t>指「風景或藝術作品特別吸引人，讓人沉浸其中」。在賞析中形容詞作在「空間」與「動態」上的巧妙布局，讓讀者彷彿身歷其境，被那動靜交織的畫面深深吸引。</w:t>
       </w:r>
     </w:p>
     <w:p>
@@ -2557,6 +1830,7 @@
         </w:numPr>
         <w:spacing w:after="0" w:line="360" w:lineRule="exact"/>
         <w:ind w:leftChars="0" w:left="284" w:right="0" w:hanging="284"/>
+        <w:jc w:val="both"/>
         <w:rPr>
           <w:szCs w:val="28"/>
         </w:rPr>
@@ -2580,23 +1854,7 @@
           <w:rFonts w:hint="eastAsia"/>
           <w:szCs w:val="28"/>
         </w:rPr>
-        <w:t>形容暮春時節的自然界，桃花盛開、春</w:t>
-      </w:r>
-      <w:proofErr w:type="gramStart"/>
-      <w:r>
-        <w:rPr>
-          <w:rFonts w:hint="eastAsia"/>
-          <w:szCs w:val="28"/>
-        </w:rPr>
-        <w:t>水滿溢</w:t>
-      </w:r>
-      <w:proofErr w:type="gramEnd"/>
-      <w:r>
-        <w:rPr>
-          <w:rFonts w:hint="eastAsia"/>
-          <w:szCs w:val="28"/>
-        </w:rPr>
-        <w:t>、魚群肥美，呈現出一種大自然無私饋贈、充滿生命力的富足狀態。</w:t>
+        <w:t>形容暮春時節的自然界，桃花盛開、春水滿溢、魚群肥美，呈現出一種大自然無私饋贈、充滿生命力的富足狀態。</w:t>
       </w:r>
     </w:p>
     <w:p>
@@ -2608,8 +1866,8 @@
         </w:numPr>
         <w:spacing w:after="0" w:line="360" w:lineRule="exact"/>
         <w:ind w:leftChars="0" w:left="284" w:right="0" w:hanging="426"/>
-        <w:rPr>
-          <w:rFonts w:hint="eastAsia"/>
+        <w:jc w:val="both"/>
+        <w:rPr>
           <w:szCs w:val="28"/>
         </w:rPr>
       </w:pPr>
@@ -2658,27 +1916,18 @@
         </w:numPr>
         <w:spacing w:after="0" w:line="360" w:lineRule="exact"/>
         <w:ind w:leftChars="0" w:left="284" w:right="0" w:hanging="426"/>
-        <w:rPr>
-          <w:szCs w:val="28"/>
-        </w:rPr>
-      </w:pPr>
-      <w:proofErr w:type="gramStart"/>
-      <w:r>
-        <w:rPr>
-          <w:rFonts w:hint="eastAsia"/>
-          <w:szCs w:val="28"/>
-        </w:rPr>
-        <w:t>庇</w:t>
-      </w:r>
-      <w:proofErr w:type="gramEnd"/>
-      <w:r>
-        <w:rPr>
-          <w:rFonts w:hint="eastAsia"/>
-          <w:szCs w:val="28"/>
-        </w:rPr>
-        <w:t>(</w:t>
-      </w:r>
-      <w:proofErr w:type="gramStart"/>
+        <w:jc w:val="both"/>
+        <w:rPr>
+          <w:szCs w:val="28"/>
+        </w:rPr>
+      </w:pPr>
+      <w:r>
+        <w:rPr>
+          <w:rFonts w:hint="eastAsia"/>
+          <w:szCs w:val="28"/>
+        </w:rPr>
+        <w:t>庇(</w:t>
+      </w:r>
       <w:r>
         <w:rPr>
           <w:rFonts w:hint="eastAsia"/>
@@ -2686,18 +1935,8 @@
           <w:sz w:val="16"/>
           <w:szCs w:val="16"/>
         </w:rPr>
-        <w:t>ㄅㄧ</w:t>
-      </w:r>
-      <w:r>
-        <w:rPr>
-          <w:rFonts w:hint="eastAsia"/>
-          <w:color w:val="FF0000"/>
-          <w:sz w:val="16"/>
-          <w:szCs w:val="16"/>
-        </w:rPr>
-        <w:t>ˋ</w:t>
-      </w:r>
-      <w:proofErr w:type="gramEnd"/>
+        <w:t>ㄅㄧˋ</w:t>
+      </w:r>
       <w:r>
         <w:rPr>
           <w:rFonts w:hint="eastAsia"/>
@@ -2722,26 +1961,18 @@
         </w:numPr>
         <w:spacing w:after="0" w:line="360" w:lineRule="exact"/>
         <w:ind w:leftChars="0" w:left="284" w:right="0" w:hanging="426"/>
-        <w:rPr>
-          <w:szCs w:val="28"/>
-        </w:rPr>
-      </w:pPr>
-      <w:r>
-        <w:rPr>
-          <w:rFonts w:hint="eastAsia"/>
-          <w:szCs w:val="28"/>
-        </w:rPr>
-        <w:t>自</w:t>
-      </w:r>
-      <w:proofErr w:type="gramStart"/>
-      <w:r>
-        <w:rPr>
-          <w:rFonts w:hint="eastAsia"/>
-          <w:szCs w:val="28"/>
-        </w:rPr>
-        <w:t>況</w:t>
-      </w:r>
-      <w:proofErr w:type="gramEnd"/>
+        <w:jc w:val="both"/>
+        <w:rPr>
+          <w:szCs w:val="28"/>
+        </w:rPr>
+      </w:pPr>
+      <w:r>
+        <w:rPr>
+          <w:rFonts w:hint="eastAsia"/>
+          <w:szCs w:val="28"/>
+        </w:rPr>
+        <w:t>自況</w:t>
+      </w:r>
       <w:r>
         <w:rPr>
           <w:rFonts w:hint="eastAsia"/>
@@ -2768,23 +1999,7 @@
           <w:rFonts w:hint="eastAsia"/>
           <w:szCs w:val="28"/>
         </w:rPr>
-        <w:t>指張志和藉由描寫「斜風細雨</w:t>
-      </w:r>
-      <w:proofErr w:type="gramStart"/>
-      <w:r>
-        <w:rPr>
-          <w:rFonts w:hint="eastAsia"/>
-          <w:szCs w:val="28"/>
-        </w:rPr>
-        <w:t>不須歸的</w:t>
-      </w:r>
-      <w:proofErr w:type="gramEnd"/>
-      <w:r>
-        <w:rPr>
-          <w:rFonts w:hint="eastAsia"/>
-          <w:szCs w:val="28"/>
-        </w:rPr>
-        <w:t>漁翁」，來投射自己渴望自由、不願重回塵世的心聲。</w:t>
+        <w:t>指張志和藉由描寫「斜風細雨不須歸的漁翁」，來投射自己渴望自由、不願重回塵世的心聲。</w:t>
       </w:r>
     </w:p>
     <w:p>
@@ -2796,12 +2011,11 @@
         </w:numPr>
         <w:spacing w:after="0" w:line="360" w:lineRule="exact"/>
         <w:ind w:leftChars="0" w:left="284" w:right="0" w:hanging="426"/>
-        <w:rPr>
-          <w:rFonts w:hint="eastAsia"/>
-          <w:szCs w:val="28"/>
-        </w:rPr>
-      </w:pPr>
-      <w:proofErr w:type="gramStart"/>
+        <w:jc w:val="both"/>
+        <w:rPr>
+          <w:szCs w:val="28"/>
+        </w:rPr>
+      </w:pPr>
       <w:r>
         <w:rPr>
           <w:rFonts w:hint="eastAsia"/>
@@ -2809,7 +2023,6 @@
         </w:rPr>
         <w:t>隱逸哲思</w:t>
       </w:r>
-      <w:proofErr w:type="gramEnd"/>
       <w:r>
         <w:rPr>
           <w:rFonts w:hint="eastAsia"/>
@@ -2818,38 +2031,14 @@
         <w:t>：</w:t>
       </w:r>
       <w:r>
-        <w:t>指「隱居避</w:t>
-      </w:r>
-      <w:proofErr w:type="gramStart"/>
-      <w:r>
-        <w:t>世</w:t>
-      </w:r>
-      <w:proofErr w:type="gramEnd"/>
-      <w:r>
-        <w:t>、順應自然的哲學思考」。</w:t>
-      </w:r>
-      <w:r>
-        <w:rPr>
-          <w:rFonts w:hint="eastAsia"/>
-          <w:szCs w:val="28"/>
-        </w:rPr>
-        <w:t>指這首詞看似在寫捕魚，實則蘊含著老莊思想中「與自然和諧共生、</w:t>
-      </w:r>
-      <w:proofErr w:type="gramStart"/>
-      <w:r>
-        <w:rPr>
-          <w:rFonts w:hint="eastAsia"/>
-          <w:szCs w:val="28"/>
-        </w:rPr>
-        <w:t>消解執念</w:t>
-      </w:r>
-      <w:proofErr w:type="gramEnd"/>
-      <w:r>
-        <w:rPr>
-          <w:rFonts w:hint="eastAsia"/>
-          <w:szCs w:val="28"/>
-        </w:rPr>
-        <w:t>」的生命智慧。</w:t>
+        <w:t>指「隱居避世、順應自然的哲學思考」。</w:t>
+      </w:r>
+      <w:r>
+        <w:rPr>
+          <w:rFonts w:hint="eastAsia"/>
+          <w:szCs w:val="28"/>
+        </w:rPr>
+        <w:t>指這首詞看似在寫捕魚，實則蘊含著老莊思想中「與自然和諧共生、消解執念」的生命智慧。</w:t>
       </w:r>
     </w:p>
     <w:sectPr>
@@ -2864,7 +2053,7 @@
 </file>
 
 <file path=word/endnotes.xml><?xml version="1.0" encoding="utf-8"?>
-<w:endnotes xmlns:wpc="http://schemas.microsoft.com/office/word/2010/wordprocessingCanvas" xmlns:cx="http://schemas.microsoft.com/office/drawing/2014/chartex" xmlns:cx1="http://schemas.microsoft.com/office/drawing/2015/9/8/chartex" xmlns:cx2="http://schemas.microsoft.com/office/drawing/2015/10/21/chartex" xmlns:cx3="http://schemas.microsoft.com/office/drawing/2016/5/9/chartex" xmlns:cx4="http://schemas.microsoft.com/office/drawing/2016/5/10/chartex" xmlns:cx5="http://schemas.microsoft.com/office/drawing/2016/5/11/chartex" xmlns:cx6="http://schemas.microsoft.com/office/drawing/2016/5/12/chartex" xmlns:cx7="http://schemas.microsoft.com/office/drawing/2016/5/13/chartex" xmlns:cx8="http://schemas.microsoft.com/office/drawing/2016/5/14/chartex" xmlns:mc="http://schemas.openxmlformats.org/markup-compatibility/2006" xmlns:aink="http://schemas.microsoft.com/office/drawing/2016/ink" xmlns:am3d="http://schemas.microsoft.com/office/drawing/2017/model3d" xmlns:o="urn:schemas-microsoft-com:office:office" xmlns:r="http://schemas.openxmlformats.org/officeDocument/2006/relationships" xmlns:m="http://schemas.openxmlformats.org/officeDocument/2006/math" xmlns:v="urn:schemas-microsoft-com:vml" xmlns:wp14="http://schemas.microsoft.com/office/word/2010/wordprocessingDrawing" xmlns:wp="http://schemas.openxmlformats.org/drawingml/2006/wordprocessingDrawing" xmlns:w10="urn:schemas-microsoft-com:office:word" xmlns:w="http://schemas.openxmlformats.org/wordprocessingml/2006/main" xmlns:w14="http://schemas.microsoft.com/office/word/2010/wordml" xmlns:w15="http://schemas.microsoft.com/office/word/2012/wordml" xmlns:w16cex="http://schemas.microsoft.com/office/word/2018/wordml/cex" xmlns:w16cid="http://schemas.microsoft.com/office/word/2016/wordml/cid" xmlns:w16="http://schemas.microsoft.com/office/word/2018/wordml" xmlns:w16sdtdh="http://schemas.microsoft.com/office/word/2020/wordml/sdtdatahash" xmlns:w16se="http://schemas.microsoft.com/office/word/2015/wordml/symex" xmlns:wpg="http://schemas.microsoft.com/office/word/2010/wordprocessingGroup" xmlns:wpi="http://schemas.microsoft.com/office/word/2010/wordprocessingInk" xmlns:wne="http://schemas.microsoft.com/office/word/2006/wordml" xmlns:wps="http://schemas.microsoft.com/office/word/2010/wordprocessingShape" mc:Ignorable="w14 w15 w16se w16cid w16 w16cex w16sdtdh wp14">
+<w:endnotes xmlns:wpc="http://schemas.microsoft.com/office/word/2010/wordprocessingCanvas" xmlns:cx="http://schemas.microsoft.com/office/drawing/2014/chartex" xmlns:cx1="http://schemas.microsoft.com/office/drawing/2015/9/8/chartex" xmlns:cx2="http://schemas.microsoft.com/office/drawing/2015/10/21/chartex" xmlns:cx3="http://schemas.microsoft.com/office/drawing/2016/5/9/chartex" xmlns:cx4="http://schemas.microsoft.com/office/drawing/2016/5/10/chartex" xmlns:cx5="http://schemas.microsoft.com/office/drawing/2016/5/11/chartex" xmlns:cx6="http://schemas.microsoft.com/office/drawing/2016/5/12/chartex" xmlns:cx7="http://schemas.microsoft.com/office/drawing/2016/5/13/chartex" xmlns:cx8="http://schemas.microsoft.com/office/drawing/2016/5/14/chartex" xmlns:mc="http://schemas.openxmlformats.org/markup-compatibility/2006" xmlns:aink="http://schemas.microsoft.com/office/drawing/2016/ink" xmlns:am3d="http://schemas.microsoft.com/office/drawing/2017/model3d" xmlns:o="urn:schemas-microsoft-com:office:office" xmlns:oel="http://schemas.microsoft.com/office/2019/extlst" xmlns:r="http://schemas.openxmlformats.org/officeDocument/2006/relationships" xmlns:m="http://schemas.openxmlformats.org/officeDocument/2006/math" xmlns:v="urn:schemas-microsoft-com:vml" xmlns:wp14="http://schemas.microsoft.com/office/word/2010/wordprocessingDrawing" xmlns:wp="http://schemas.openxmlformats.org/drawingml/2006/wordprocessingDrawing" xmlns:w10="urn:schemas-microsoft-com:office:word" xmlns:w="http://schemas.openxmlformats.org/wordprocessingml/2006/main" xmlns:w14="http://schemas.microsoft.com/office/word/2010/wordml" xmlns:w15="http://schemas.microsoft.com/office/word/2012/wordml" xmlns:w16cex="http://schemas.microsoft.com/office/word/2018/wordml/cex" xmlns:w16cid="http://schemas.microsoft.com/office/word/2016/wordml/cid" xmlns:w16="http://schemas.microsoft.com/office/word/2018/wordml" xmlns:w16du="http://schemas.microsoft.com/office/word/2023/wordml/word16du" xmlns:w16sdtdh="http://schemas.microsoft.com/office/word/2020/wordml/sdtdatahash" xmlns:w16sdtfl="http://schemas.microsoft.com/office/word/2024/wordml/sdtformatlock" xmlns:w16se="http://schemas.microsoft.com/office/word/2015/wordml/symex" xmlns:wpg="http://schemas.microsoft.com/office/word/2010/wordprocessingGroup" xmlns:wpi="http://schemas.microsoft.com/office/word/2010/wordprocessingInk" xmlns:wne="http://schemas.microsoft.com/office/word/2006/wordml" xmlns:wps="http://schemas.microsoft.com/office/word/2010/wordprocessingShape" mc:Ignorable="w14 w15 w16se w16cid w16 w16cex w16sdtdh w16sdtfl w16du wp14">
   <w:endnote w:type="separator" w:id="-1">
     <w:p>
       <w:pPr>
@@ -2889,7 +2078,7 @@
 </file>
 
 <file path=word/footer1.xml><?xml version="1.0" encoding="utf-8"?>
-<w:ftr xmlns:wpc="http://schemas.microsoft.com/office/word/2010/wordprocessingCanvas" xmlns:cx="http://schemas.microsoft.com/office/drawing/2014/chartex" xmlns:cx1="http://schemas.microsoft.com/office/drawing/2015/9/8/chartex" xmlns:cx2="http://schemas.microsoft.com/office/drawing/2015/10/21/chartex" xmlns:cx3="http://schemas.microsoft.com/office/drawing/2016/5/9/chartex" xmlns:cx4="http://schemas.microsoft.com/office/drawing/2016/5/10/chartex" xmlns:cx5="http://schemas.microsoft.com/office/drawing/2016/5/11/chartex" xmlns:cx6="http://schemas.microsoft.com/office/drawing/2016/5/12/chartex" xmlns:cx7="http://schemas.microsoft.com/office/drawing/2016/5/13/chartex" xmlns:cx8="http://schemas.microsoft.com/office/drawing/2016/5/14/chartex" xmlns:mc="http://schemas.openxmlformats.org/markup-compatibility/2006" xmlns:aink="http://schemas.microsoft.com/office/drawing/2016/ink" xmlns:am3d="http://schemas.microsoft.com/office/drawing/2017/model3d" xmlns:o="urn:schemas-microsoft-com:office:office" xmlns:r="http://schemas.openxmlformats.org/officeDocument/2006/relationships" xmlns:m="http://schemas.openxmlformats.org/officeDocument/2006/math" xmlns:v="urn:schemas-microsoft-com:vml" xmlns:wp14="http://schemas.microsoft.com/office/word/2010/wordprocessingDrawing" xmlns:wp="http://schemas.openxmlformats.org/drawingml/2006/wordprocessingDrawing" xmlns:w10="urn:schemas-microsoft-com:office:word" xmlns:w="http://schemas.openxmlformats.org/wordprocessingml/2006/main" xmlns:w14="http://schemas.microsoft.com/office/word/2010/wordml" xmlns:w15="http://schemas.microsoft.com/office/word/2012/wordml" xmlns:w16cex="http://schemas.microsoft.com/office/word/2018/wordml/cex" xmlns:w16cid="http://schemas.microsoft.com/office/word/2016/wordml/cid" xmlns:w16="http://schemas.microsoft.com/office/word/2018/wordml" xmlns:w16sdtdh="http://schemas.microsoft.com/office/word/2020/wordml/sdtdatahash" xmlns:w16se="http://schemas.microsoft.com/office/word/2015/wordml/symex" xmlns:wpg="http://schemas.microsoft.com/office/word/2010/wordprocessingGroup" xmlns:wpi="http://schemas.microsoft.com/office/word/2010/wordprocessingInk" xmlns:wne="http://schemas.microsoft.com/office/word/2006/wordml" xmlns:wps="http://schemas.microsoft.com/office/word/2010/wordprocessingShape" mc:Ignorable="w14 w15 w16se w16cid w16 w16cex w16sdtdh wp14">
+<w:ftr xmlns:wpc="http://schemas.microsoft.com/office/word/2010/wordprocessingCanvas" xmlns:cx="http://schemas.microsoft.com/office/drawing/2014/chartex" xmlns:cx1="http://schemas.microsoft.com/office/drawing/2015/9/8/chartex" xmlns:cx2="http://schemas.microsoft.com/office/drawing/2015/10/21/chartex" xmlns:cx3="http://schemas.microsoft.com/office/drawing/2016/5/9/chartex" xmlns:cx4="http://schemas.microsoft.com/office/drawing/2016/5/10/chartex" xmlns:cx5="http://schemas.microsoft.com/office/drawing/2016/5/11/chartex" xmlns:cx6="http://schemas.microsoft.com/office/drawing/2016/5/12/chartex" xmlns:cx7="http://schemas.microsoft.com/office/drawing/2016/5/13/chartex" xmlns:cx8="http://schemas.microsoft.com/office/drawing/2016/5/14/chartex" xmlns:mc="http://schemas.openxmlformats.org/markup-compatibility/2006" xmlns:aink="http://schemas.microsoft.com/office/drawing/2016/ink" xmlns:am3d="http://schemas.microsoft.com/office/drawing/2017/model3d" xmlns:o="urn:schemas-microsoft-com:office:office" xmlns:oel="http://schemas.microsoft.com/office/2019/extlst" xmlns:r="http://schemas.openxmlformats.org/officeDocument/2006/relationships" xmlns:m="http://schemas.openxmlformats.org/officeDocument/2006/math" xmlns:v="urn:schemas-microsoft-com:vml" xmlns:wp14="http://schemas.microsoft.com/office/word/2010/wordprocessingDrawing" xmlns:wp="http://schemas.openxmlformats.org/drawingml/2006/wordprocessingDrawing" xmlns:w10="urn:schemas-microsoft-com:office:word" xmlns:w="http://schemas.openxmlformats.org/wordprocessingml/2006/main" xmlns:w14="http://schemas.microsoft.com/office/word/2010/wordml" xmlns:w15="http://schemas.microsoft.com/office/word/2012/wordml" xmlns:w16cex="http://schemas.microsoft.com/office/word/2018/wordml/cex" xmlns:w16cid="http://schemas.microsoft.com/office/word/2016/wordml/cid" xmlns:w16="http://schemas.microsoft.com/office/word/2018/wordml" xmlns:w16du="http://schemas.microsoft.com/office/word/2023/wordml/word16du" xmlns:w16sdtdh="http://schemas.microsoft.com/office/word/2020/wordml/sdtdatahash" xmlns:w16sdtfl="http://schemas.microsoft.com/office/word/2024/wordml/sdtformatlock" xmlns:w16se="http://schemas.microsoft.com/office/word/2015/wordml/symex" xmlns:wpg="http://schemas.microsoft.com/office/word/2010/wordprocessingGroup" xmlns:wpi="http://schemas.microsoft.com/office/word/2010/wordprocessingInk" xmlns:wne="http://schemas.microsoft.com/office/word/2006/wordml" xmlns:wps="http://schemas.microsoft.com/office/word/2010/wordprocessingShape" mc:Ignorable="w14 w15 w16se w16cid w16 w16cex w16sdtdh w16sdtfl w16du wp14">
   <w:sdt>
     <w:sdtPr>
       <w:id w:val="-252429454"/>
@@ -2898,7 +2087,6 @@
         <w:docPartUnique/>
       </w:docPartObj>
     </w:sdtPr>
-    <w:sdtEndPr/>
     <w:sdtContent>
       <w:p>
         <w:pPr>
@@ -2942,7 +2130,7 @@
 </file>
 
 <file path=word/footnotes.xml><?xml version="1.0" encoding="utf-8"?>
-<w:footnotes xmlns:wpc="http://schemas.microsoft.com/office/word/2010/wordprocessingCanvas" xmlns:cx="http://schemas.microsoft.com/office/drawing/2014/chartex" xmlns:cx1="http://schemas.microsoft.com/office/drawing/2015/9/8/chartex" xmlns:cx2="http://schemas.microsoft.com/office/drawing/2015/10/21/chartex" xmlns:cx3="http://schemas.microsoft.com/office/drawing/2016/5/9/chartex" xmlns:cx4="http://schemas.microsoft.com/office/drawing/2016/5/10/chartex" xmlns:cx5="http://schemas.microsoft.com/office/drawing/2016/5/11/chartex" xmlns:cx6="http://schemas.microsoft.com/office/drawing/2016/5/12/chartex" xmlns:cx7="http://schemas.microsoft.com/office/drawing/2016/5/13/chartex" xmlns:cx8="http://schemas.microsoft.com/office/drawing/2016/5/14/chartex" xmlns:mc="http://schemas.openxmlformats.org/markup-compatibility/2006" xmlns:aink="http://schemas.microsoft.com/office/drawing/2016/ink" xmlns:am3d="http://schemas.microsoft.com/office/drawing/2017/model3d" xmlns:o="urn:schemas-microsoft-com:office:office" xmlns:r="http://schemas.openxmlformats.org/officeDocument/2006/relationships" xmlns:m="http://schemas.openxmlformats.org/officeDocument/2006/math" xmlns:v="urn:schemas-microsoft-com:vml" xmlns:wp14="http://schemas.microsoft.com/office/word/2010/wordprocessingDrawing" xmlns:wp="http://schemas.openxmlformats.org/drawingml/2006/wordprocessingDrawing" xmlns:w10="urn:schemas-microsoft-com:office:word" xmlns:w="http://schemas.openxmlformats.org/wordprocessingml/2006/main" xmlns:w14="http://schemas.microsoft.com/office/word/2010/wordml" xmlns:w15="http://schemas.microsoft.com/office/word/2012/wordml" xmlns:w16cex="http://schemas.microsoft.com/office/word/2018/wordml/cex" xmlns:w16cid="http://schemas.microsoft.com/office/word/2016/wordml/cid" xmlns:w16="http://schemas.microsoft.com/office/word/2018/wordml" xmlns:w16sdtdh="http://schemas.microsoft.com/office/word/2020/wordml/sdtdatahash" xmlns:w16se="http://schemas.microsoft.com/office/word/2015/wordml/symex" xmlns:wpg="http://schemas.microsoft.com/office/word/2010/wordprocessingGroup" xmlns:wpi="http://schemas.microsoft.com/office/word/2010/wordprocessingInk" xmlns:wne="http://schemas.microsoft.com/office/word/2006/wordml" xmlns:wps="http://schemas.microsoft.com/office/word/2010/wordprocessingShape" mc:Ignorable="w14 w15 w16se w16cid w16 w16cex w16sdtdh wp14">
+<w:footnotes xmlns:wpc="http://schemas.microsoft.com/office/word/2010/wordprocessingCanvas" xmlns:cx="http://schemas.microsoft.com/office/drawing/2014/chartex" xmlns:cx1="http://schemas.microsoft.com/office/drawing/2015/9/8/chartex" xmlns:cx2="http://schemas.microsoft.com/office/drawing/2015/10/21/chartex" xmlns:cx3="http://schemas.microsoft.com/office/drawing/2016/5/9/chartex" xmlns:cx4="http://schemas.microsoft.com/office/drawing/2016/5/10/chartex" xmlns:cx5="http://schemas.microsoft.com/office/drawing/2016/5/11/chartex" xmlns:cx6="http://schemas.microsoft.com/office/drawing/2016/5/12/chartex" xmlns:cx7="http://schemas.microsoft.com/office/drawing/2016/5/13/chartex" xmlns:cx8="http://schemas.microsoft.com/office/drawing/2016/5/14/chartex" xmlns:mc="http://schemas.openxmlformats.org/markup-compatibility/2006" xmlns:aink="http://schemas.microsoft.com/office/drawing/2016/ink" xmlns:am3d="http://schemas.microsoft.com/office/drawing/2017/model3d" xmlns:o="urn:schemas-microsoft-com:office:office" xmlns:oel="http://schemas.microsoft.com/office/2019/extlst" xmlns:r="http://schemas.openxmlformats.org/officeDocument/2006/relationships" xmlns:m="http://schemas.openxmlformats.org/officeDocument/2006/math" xmlns:v="urn:schemas-microsoft-com:vml" xmlns:wp14="http://schemas.microsoft.com/office/word/2010/wordprocessingDrawing" xmlns:wp="http://schemas.openxmlformats.org/drawingml/2006/wordprocessingDrawing" xmlns:w10="urn:schemas-microsoft-com:office:word" xmlns:w="http://schemas.openxmlformats.org/wordprocessingml/2006/main" xmlns:w14="http://schemas.microsoft.com/office/word/2010/wordml" xmlns:w15="http://schemas.microsoft.com/office/word/2012/wordml" xmlns:w16cex="http://schemas.microsoft.com/office/word/2018/wordml/cex" xmlns:w16cid="http://schemas.microsoft.com/office/word/2016/wordml/cid" xmlns:w16="http://schemas.microsoft.com/office/word/2018/wordml" xmlns:w16du="http://schemas.microsoft.com/office/word/2023/wordml/word16du" xmlns:w16sdtdh="http://schemas.microsoft.com/office/word/2020/wordml/sdtdatahash" xmlns:w16sdtfl="http://schemas.microsoft.com/office/word/2024/wordml/sdtformatlock" xmlns:w16se="http://schemas.microsoft.com/office/word/2015/wordml/symex" xmlns:wpg="http://schemas.microsoft.com/office/word/2010/wordprocessingGroup" xmlns:wpi="http://schemas.microsoft.com/office/word/2010/wordprocessingInk" xmlns:wne="http://schemas.microsoft.com/office/word/2006/wordml" xmlns:wps="http://schemas.microsoft.com/office/word/2010/wordprocessingShape" mc:Ignorable="w14 w15 w16se w16cid w16 w16cex w16sdtdh w16sdtfl w16du wp14">
   <w:footnote w:type="separator" w:id="-1">
     <w:p>
       <w:pPr>
@@ -2967,7 +2155,7 @@
 </file>
 
 <file path=word/numbering.xml><?xml version="1.0" encoding="utf-8"?>
-<w:numbering xmlns:wpc="http://schemas.microsoft.com/office/word/2010/wordprocessingCanvas" xmlns:cx="http://schemas.microsoft.com/office/drawing/2014/chartex" xmlns:cx1="http://schemas.microsoft.com/office/drawing/2015/9/8/chartex" xmlns:cx2="http://schemas.microsoft.com/office/drawing/2015/10/21/chartex" xmlns:cx3="http://schemas.microsoft.com/office/drawing/2016/5/9/chartex" xmlns:cx4="http://schemas.microsoft.com/office/drawing/2016/5/10/chartex" xmlns:cx5="http://schemas.microsoft.com/office/drawing/2016/5/11/chartex" xmlns:cx6="http://schemas.microsoft.com/office/drawing/2016/5/12/chartex" xmlns:cx7="http://schemas.microsoft.com/office/drawing/2016/5/13/chartex" xmlns:cx8="http://schemas.microsoft.com/office/drawing/2016/5/14/chartex" xmlns:mc="http://schemas.openxmlformats.org/markup-compatibility/2006" xmlns:aink="http://schemas.microsoft.com/office/drawing/2016/ink" xmlns:am3d="http://schemas.microsoft.com/office/drawing/2017/model3d" xmlns:o="urn:schemas-microsoft-com:office:office" xmlns:r="http://schemas.openxmlformats.org/officeDocument/2006/relationships" xmlns:m="http://schemas.openxmlformats.org/officeDocument/2006/math" xmlns:v="urn:schemas-microsoft-com:vml" xmlns:wp14="http://schemas.microsoft.com/office/word/2010/wordprocessingDrawing" xmlns:wp="http://schemas.openxmlformats.org/drawingml/2006/wordprocessingDrawing" xmlns:w10="urn:schemas-microsoft-com:office:word" xmlns:w="http://schemas.openxmlformats.org/wordprocessingml/2006/main" xmlns:w14="http://schemas.microsoft.com/office/word/2010/wordml" xmlns:w15="http://schemas.microsoft.com/office/word/2012/wordml" xmlns:w16cex="http://schemas.microsoft.com/office/word/2018/wordml/cex" xmlns:w16cid="http://schemas.microsoft.com/office/word/2016/wordml/cid" xmlns:w16="http://schemas.microsoft.com/office/word/2018/wordml" xmlns:w16sdtdh="http://schemas.microsoft.com/office/word/2020/wordml/sdtdatahash" xmlns:w16se="http://schemas.microsoft.com/office/word/2015/wordml/symex" xmlns:wpg="http://schemas.microsoft.com/office/word/2010/wordprocessingGroup" xmlns:wpi="http://schemas.microsoft.com/office/word/2010/wordprocessingInk" xmlns:wne="http://schemas.microsoft.com/office/word/2006/wordml" xmlns:wps="http://schemas.microsoft.com/office/word/2010/wordprocessingShape" mc:Ignorable="w14 w15 w16se w16cid w16 w16cex w16sdtdh wp14">
+<w:numbering xmlns:wpc="http://schemas.microsoft.com/office/word/2010/wordprocessingCanvas" xmlns:cx="http://schemas.microsoft.com/office/drawing/2014/chartex" xmlns:cx1="http://schemas.microsoft.com/office/drawing/2015/9/8/chartex" xmlns:cx2="http://schemas.microsoft.com/office/drawing/2015/10/21/chartex" xmlns:cx3="http://schemas.microsoft.com/office/drawing/2016/5/9/chartex" xmlns:cx4="http://schemas.microsoft.com/office/drawing/2016/5/10/chartex" xmlns:cx5="http://schemas.microsoft.com/office/drawing/2016/5/11/chartex" xmlns:cx6="http://schemas.microsoft.com/office/drawing/2016/5/12/chartex" xmlns:cx7="http://schemas.microsoft.com/office/drawing/2016/5/13/chartex" xmlns:cx8="http://schemas.microsoft.com/office/drawing/2016/5/14/chartex" xmlns:mc="http://schemas.openxmlformats.org/markup-compatibility/2006" xmlns:aink="http://schemas.microsoft.com/office/drawing/2016/ink" xmlns:am3d="http://schemas.microsoft.com/office/drawing/2017/model3d" xmlns:o="urn:schemas-microsoft-com:office:office" xmlns:oel="http://schemas.microsoft.com/office/2019/extlst" xmlns:r="http://schemas.openxmlformats.org/officeDocument/2006/relationships" xmlns:m="http://schemas.openxmlformats.org/officeDocument/2006/math" xmlns:v="urn:schemas-microsoft-com:vml" xmlns:wp14="http://schemas.microsoft.com/office/word/2010/wordprocessingDrawing" xmlns:wp="http://schemas.openxmlformats.org/drawingml/2006/wordprocessingDrawing" xmlns:w10="urn:schemas-microsoft-com:office:word" xmlns:w="http://schemas.openxmlformats.org/wordprocessingml/2006/main" xmlns:w14="http://schemas.microsoft.com/office/word/2010/wordml" xmlns:w15="http://schemas.microsoft.com/office/word/2012/wordml" xmlns:w16cex="http://schemas.microsoft.com/office/word/2018/wordml/cex" xmlns:w16cid="http://schemas.microsoft.com/office/word/2016/wordml/cid" xmlns:w16="http://schemas.microsoft.com/office/word/2018/wordml" xmlns:w16du="http://schemas.microsoft.com/office/word/2023/wordml/word16du" xmlns:w16sdtdh="http://schemas.microsoft.com/office/word/2020/wordml/sdtdatahash" xmlns:w16sdtfl="http://schemas.microsoft.com/office/word/2024/wordml/sdtformatlock" xmlns:w16se="http://schemas.microsoft.com/office/word/2015/wordml/symex" xmlns:wpg="http://schemas.microsoft.com/office/word/2010/wordprocessingGroup" xmlns:wpi="http://schemas.microsoft.com/office/word/2010/wordprocessingInk" xmlns:wne="http://schemas.microsoft.com/office/word/2006/wordml" xmlns:wps="http://schemas.microsoft.com/office/word/2010/wordprocessingShape" mc:Ignorable="w14 w15 w16se w16cid w16 w16cex w16sdtdh w16sdtfl w16du wp14">
   <w:abstractNum w:abstractNumId="0" w15:restartNumberingAfterBreak="0">
     <w:nsid w:val="02A11C50"/>
     <w:multiLevelType w:val="hybridMultilevel"/>
@@ -4682,62 +3870,62 @@
       </w:rPr>
     </w:lvl>
   </w:abstractNum>
-  <w:num w:numId="1">
+  <w:num w:numId="1" w16cid:durableId="292716435">
     <w:abstractNumId w:val="12"/>
   </w:num>
-  <w:num w:numId="2">
+  <w:num w:numId="2" w16cid:durableId="1254775105">
     <w:abstractNumId w:val="5"/>
   </w:num>
-  <w:num w:numId="3">
+  <w:num w:numId="3" w16cid:durableId="1995448749">
     <w:abstractNumId w:val="0"/>
   </w:num>
-  <w:num w:numId="4">
+  <w:num w:numId="4" w16cid:durableId="1599947795">
     <w:abstractNumId w:val="7"/>
   </w:num>
-  <w:num w:numId="5">
+  <w:num w:numId="5" w16cid:durableId="1255015720">
     <w:abstractNumId w:val="9"/>
   </w:num>
-  <w:num w:numId="6">
+  <w:num w:numId="6" w16cid:durableId="1163739349">
     <w:abstractNumId w:val="16"/>
   </w:num>
-  <w:num w:numId="7">
+  <w:num w:numId="7" w16cid:durableId="1740983396">
     <w:abstractNumId w:val="2"/>
   </w:num>
-  <w:num w:numId="8">
+  <w:num w:numId="8" w16cid:durableId="925309988">
     <w:abstractNumId w:val="10"/>
   </w:num>
-  <w:num w:numId="9">
+  <w:num w:numId="9" w16cid:durableId="566839320">
     <w:abstractNumId w:val="11"/>
   </w:num>
-  <w:num w:numId="10">
+  <w:num w:numId="10" w16cid:durableId="1007486688">
     <w:abstractNumId w:val="6"/>
   </w:num>
-  <w:num w:numId="11">
+  <w:num w:numId="11" w16cid:durableId="401713">
     <w:abstractNumId w:val="3"/>
   </w:num>
-  <w:num w:numId="12">
+  <w:num w:numId="12" w16cid:durableId="1267424922">
     <w:abstractNumId w:val="8"/>
   </w:num>
-  <w:num w:numId="13">
+  <w:num w:numId="13" w16cid:durableId="1791892792">
     <w:abstractNumId w:val="4"/>
   </w:num>
-  <w:num w:numId="14">
+  <w:num w:numId="14" w16cid:durableId="789973798">
     <w:abstractNumId w:val="14"/>
   </w:num>
-  <w:num w:numId="15">
+  <w:num w:numId="15" w16cid:durableId="774322352">
     <w:abstractNumId w:val="13"/>
   </w:num>
-  <w:num w:numId="16">
+  <w:num w:numId="16" w16cid:durableId="1854997064">
     <w:abstractNumId w:val="15"/>
   </w:num>
-  <w:num w:numId="17">
+  <w:num w:numId="17" w16cid:durableId="191386417">
     <w:abstractNumId w:val="1"/>
   </w:num>
 </w:numbering>
 </file>
 
 <file path=word/styles.xml><?xml version="1.0" encoding="utf-8"?>
-<w:styles xmlns:mc="http://schemas.openxmlformats.org/markup-compatibility/2006" xmlns:r="http://schemas.openxmlformats.org/officeDocument/2006/relationships" xmlns:w="http://schemas.openxmlformats.org/wordprocessingml/2006/main" xmlns:w14="http://schemas.microsoft.com/office/word/2010/wordml" xmlns:w15="http://schemas.microsoft.com/office/word/2012/wordml" xmlns:w16cex="http://schemas.microsoft.com/office/word/2018/wordml/cex" xmlns:w16cid="http://schemas.microsoft.com/office/word/2016/wordml/cid" xmlns:w16="http://schemas.microsoft.com/office/word/2018/wordml" xmlns:w16sdtdh="http://schemas.microsoft.com/office/word/2020/wordml/sdtdatahash" xmlns:w16se="http://schemas.microsoft.com/office/word/2015/wordml/symex" mc:Ignorable="w14 w15 w16se w16cid w16 w16cex w16sdtdh">
+<w:styles xmlns:mc="http://schemas.openxmlformats.org/markup-compatibility/2006" xmlns:r="http://schemas.openxmlformats.org/officeDocument/2006/relationships" xmlns:w="http://schemas.openxmlformats.org/wordprocessingml/2006/main" xmlns:w14="http://schemas.microsoft.com/office/word/2010/wordml" xmlns:w15="http://schemas.microsoft.com/office/word/2012/wordml" xmlns:w16cex="http://schemas.microsoft.com/office/word/2018/wordml/cex" xmlns:w16cid="http://schemas.microsoft.com/office/word/2016/wordml/cid" xmlns:w16="http://schemas.microsoft.com/office/word/2018/wordml" xmlns:w16du="http://schemas.microsoft.com/office/word/2023/wordml/word16du" xmlns:w16sdtdh="http://schemas.microsoft.com/office/word/2020/wordml/sdtdatahash" xmlns:w16sdtfl="http://schemas.microsoft.com/office/word/2024/wordml/sdtformatlock" xmlns:w16se="http://schemas.microsoft.com/office/word/2015/wordml/symex" mc:Ignorable="w14 w15 w16se w16cid w16 w16cex w16sdtdh w16sdtfl w16du">
   <w:docDefaults>
     <w:rPrDefault>
       <w:rPr>
